--- a/downloads/student/ai-4-week-15.docx
+++ b/downloads/student/ai-4-week-15.docx
@@ -2082,6 +2082,16 @@
     <w:p>
       <w:r>
         <w:t>The matrix depends on positive-class definition and reference labels. Accuracy alone hides the difference between misses and false alarms.</w:t>
+      </w:r>
+    </w:p>
+    <w:p>
+      <w:r>
+        <w:t>Read the labelled picture: Why is adding TP alone without reducing FN an incorrect revision? Point to the relevant step in the picture, then write the changed result and the rule or evidence that supports it.</w:t>
+      </w:r>
+    </w:p>
+    <w:p>
+      <w:r>
+        <w:t>Change one thing: A review corrects one missed spotted leaf, moving it from FN to TP. Predict the result before checking the explanation. What remains the same?</w:t>
       </w:r>
     </w:p>
     <w:p>
@@ -3925,6 +3935,187 @@
     <w:p>
       <w:r>
         <w:t>Attempt the independent case before hints. Record whether you worked alone, used a hint or followed a model. After feedback, fix the first unsupported step and explain why it changed. A later check uses a changed case, not a copied answer.</w:t>
+      </w:r>
+    </w:p>
+    <w:p>
+      <w:pPr>
+        <w:pStyle w:val="Heading1"/>
+      </w:pPr>
+      <w:r>
+        <w:t>15. Your lesson route</w:t>
+      </w:r>
+    </w:p>
+    <w:p>
+      <w:r>
+        <w:t>Start with this question: Read the confusion matrix as four distinct stories about a plant decision.</w:t>
+      </w:r>
+    </w:p>
+    <w:tbl>
+      <w:tblPr>
+        <w:tblStyle w:val="LightShading-Accent1"/>
+        <w:tblW w:type="auto" w:w="0"/>
+        <w:tblLook w:firstColumn="1" w:firstRow="1" w:lastColumn="0" w:lastRow="0" w:noHBand="0" w:noVBand="1" w:val="04A0"/>
+      </w:tblPr>
+      <w:tblGrid>
+        <w:gridCol w:w="5112"/>
+        <w:gridCol w:w="5112"/>
+      </w:tblGrid>
+      <w:tr>
+        <w:trPr>
+          <w:tblHeader/>
+        </w:trPr>
+        <w:tc>
+          <w:tcPr>
+            <w:tcW w:type="dxa" w:w="5112"/>
+          </w:tcPr>
+          <w:p>
+            <w:r>
+              <w:t>By the end, I can</w:t>
+            </w:r>
+          </w:p>
+        </w:tc>
+        <w:tc>
+          <w:tcPr>
+            <w:tcW w:type="dxa" w:w="5112"/>
+          </w:tcPr>
+          <w:p>
+            <w:r>
+              <w:t>How I will show it</w:t>
+            </w:r>
+          </w:p>
+        </w:tc>
+      </w:tr>
+      <w:tr>
+        <w:tc>
+          <w:tcPr>
+            <w:tcW w:type="dxa" w:w="5112"/>
+          </w:tcPr>
+          <w:p>
+            <w:r>
+              <w:t>Build a labelled confusion matrix from matched reference and prediction pairs</w:t>
+            </w:r>
+          </w:p>
+        </w:tc>
+        <w:tc>
+          <w:tcPr>
+            <w:tcW w:type="dxa" w:w="5112"/>
+          </w:tcPr>
+          <w:p>
+            <w:r>
+              <w:t>Explain the deciding step, show a trace or test, and state one limit.</w:t>
+            </w:r>
+          </w:p>
+        </w:tc>
+      </w:tr>
+      <w:tr>
+        <w:tc>
+          <w:tcPr>
+            <w:tcW w:type="dxa" w:w="5112"/>
+          </w:tcPr>
+          <w:p>
+            <w:r>
+              <w:t>Distinguish false positives from false negatives using a declared positive class</w:t>
+            </w:r>
+          </w:p>
+        </w:tc>
+        <w:tc>
+          <w:tcPr>
+            <w:tcW w:type="dxa" w:w="5112"/>
+          </w:tcPr>
+          <w:p>
+            <w:r>
+              <w:t>Explain the deciding step, show a trace or test, and state one limit.</w:t>
+            </w:r>
+          </w:p>
+        </w:tc>
+      </w:tr>
+      <w:tr>
+        <w:tc>
+          <w:tcPr>
+            <w:tcW w:type="dxa" w:w="5112"/>
+          </w:tcPr>
+          <w:p>
+            <w:r>
+              <w:t>Check matrix totals and explain why equal accuracy can hide different errors</w:t>
+            </w:r>
+          </w:p>
+        </w:tc>
+        <w:tc>
+          <w:tcPr>
+            <w:tcW w:type="dxa" w:w="5112"/>
+          </w:tcPr>
+          <w:p>
+            <w:r>
+              <w:t>Explain the deciding step, show a trace or test, and state one limit.</w:t>
+            </w:r>
+          </w:p>
+        </w:tc>
+      </w:tr>
+    </w:tbl>
+    <w:p>
+      <w:r>
+        <w:t>Remember → watch and explain → try with help → investigate → try independently → keep project evidence. Your teacher may spread this lesson across several classes.</w:t>
+      </w:r>
+    </w:p>
+    <w:p>
+      <w:r>
+        <w:t>Keep your first prediction. Compare it with what the evidence shows and explain any change.</w:t>
+      </w:r>
+    </w:p>
+    <w:p>
+      <w:pPr>
+        <w:pStyle w:val="Heading1"/>
+      </w:pPr>
+      <w:r>
+        <w:t>16. Finish and return</w:t>
+      </w:r>
+    </w:p>
+    <w:p>
+      <w:r>
+        <w:t>Close your notes. Explain this goal in your own words: Build a labelled confusion matrix from matched reference and prediction pairs</w:t>
+      </w:r>
+    </w:p>
+    <w:p>
+      <w:pPr>
+        <w:pStyle w:val="Heading3"/>
+      </w:pPr>
+      <w:r>
+        <w:t>My deciding step, evidence and one remaining question</w:t>
+      </w:r>
+    </w:p>
+    <w:p>
+      <w:r>
+        <w:t>________________________________________________________________</w:t>
+      </w:r>
+    </w:p>
+    <w:p>
+      <w:r>
+        <w:t>________________________________________________________________</w:t>
+      </w:r>
+    </w:p>
+    <w:p>
+      <w:r>
+        <w:t>________________________________________________________________</w:t>
+      </w:r>
+    </w:p>
+    <w:p>
+      <w:r>
+        <w:t>________________________________________________________________</w:t>
+      </w:r>
+    </w:p>
+    <w:p>
+      <w:r>
+        <w:t>________________________________________________________________</w:t>
+      </w:r>
+    </w:p>
+    <w:p>
+      <w:r>
+        <w:t>If you are unsure, return to the worked picture and explain one arrow. If you are ready, change an input or assumption and justify your prediction.</w:t>
+      </w:r>
+    </w:p>
+    <w:p>
+      <w:r>
+        <w:t>Save your workbook evidence. At the next review, try a different case before opening your old answer.</w:t>
       </w:r>
     </w:p>
     <w:sectPr>

--- a/downloads/student/ai-4-week-15.docx
+++ b/downloads/student/ai-4-week-15.docx
@@ -4116,6 +4116,215 @@
     <w:p>
       <w:r>
         <w:t>Save your workbook evidence. At the next review, try a different case before opening your old answer.</w:t>
+      </w:r>
+    </w:p>
+    <w:p>
+      <w:pPr>
+        <w:pStyle w:val="Heading1"/>
+      </w:pPr>
+      <w:r>
+        <w:t>17. Supported practice, repair and portfolio</w:t>
+      </w:r>
+    </w:p>
+    <w:p>
+      <w:r>
+        <w:t>Use this supported practice once, in the browser or on paper. Keep the reserved independent assessment for a separate first attempt before teacher feedback.</w:t>
+      </w:r>
+    </w:p>
+    <w:p>
+      <w:r>
+        <w:t>Read the confusion matrix as four distinct stories about a plant decision.</w:t>
+      </w:r>
+    </w:p>
+    <w:p>
+      <w:pPr>
+        <w:pStyle w:val="Heading3"/>
+      </w:pPr>
+      <w:r>
+        <w:t>Practice 1: explain the deciding evidence</w:t>
+      </w:r>
+    </w:p>
+    <w:p>
+      <w:r>
+        <w:t>Which labelled step matches this detail? Correct=4+12=16 of total 20, giving80%.</w:t>
+      </w:r>
+    </w:p>
+    <w:p>
+      <w:r>
+        <w:t>1. Compute accuracy</w:t>
+      </w:r>
+    </w:p>
+    <w:p>
+      <w:r>
+        <w:t>2. Fill actual spotted row</w:t>
+      </w:r>
+    </w:p>
+    <w:p>
+      <w:r>
+        <w:t>3. Fill actual healthy row</w:t>
+      </w:r>
+    </w:p>
+    <w:p>
+      <w:pPr>
+        <w:pStyle w:val="Heading3"/>
+      </w:pPr>
+      <w:r>
+        <w:t>My selected conclusion, deciding fact and explanation</w:t>
+      </w:r>
+    </w:p>
+    <w:p>
+      <w:r>
+        <w:t>________________________________________________________________</w:t>
+      </w:r>
+    </w:p>
+    <w:p>
+      <w:r>
+        <w:t>________________________________________________________________</w:t>
+      </w:r>
+    </w:p>
+    <w:p>
+      <w:r>
+        <w:t>________________________________________________________________</w:t>
+      </w:r>
+    </w:p>
+    <w:p>
+      <w:r>
+        <w:t>________________________________________________________________</w:t>
+      </w:r>
+    </w:p>
+    <w:p>
+      <w:r>
+        <w:t>________________________________________________________________</w:t>
+      </w:r>
+    </w:p>
+    <w:p>
+      <w:r>
+        <w:t>Hint if needed: Read the steps in the pictorial case. Match the supplied detail to the stage that performs or records it.</w:t>
+      </w:r>
+    </w:p>
+    <w:p>
+      <w:r>
+        <w:t>After your attempt, compare with the supported explanation: Compute accuracy Correct=4+12=16 of total 20, giving80%. Read the picture in order. Correct=4+12=16 of total 20, giving80%. The arrows show which recorded input or intermediate result each decision uses. Explain the deciding step aloud before checking the changed case; pointing to the final answer alone does not show how it follows.</w:t>
+      </w:r>
+    </w:p>
+    <w:p>
+      <w:pPr>
+        <w:pStyle w:val="Heading3"/>
+      </w:pPr>
+      <w:r>
+        <w:t>Practice 2: explain the deciding evidence</w:t>
+      </w:r>
+    </w:p>
+    <w:p>
+      <w:r>
+        <w:t>Changed-case practice: A review corrects one missed spotted leaf, moving it from FN to TP. Which conclusion is supported by the supplied facts?</w:t>
+      </w:r>
+    </w:p>
+    <w:p>
+      <w:r>
+        <w:t>1. Counts become TP 5, FN 0, FP 3, TN 12; accuracy is 17/20=85%.</w:t>
+      </w:r>
+    </w:p>
+    <w:p>
+      <w:r>
+        <w:t>2. This one example guarantees correct results for every future input.</w:t>
+      </w:r>
+    </w:p>
+    <w:p>
+      <w:r>
+        <w:t>3. We can decide the result without examining the changed input or the procedure.</w:t>
+      </w:r>
+    </w:p>
+    <w:p>
+      <w:pPr>
+        <w:pStyle w:val="Heading3"/>
+      </w:pPr>
+      <w:r>
+        <w:t>My selected conclusion, deciding fact and explanation</w:t>
+      </w:r>
+    </w:p>
+    <w:p>
+      <w:r>
+        <w:t>________________________________________________________________</w:t>
+      </w:r>
+    </w:p>
+    <w:p>
+      <w:r>
+        <w:t>________________________________________________________________</w:t>
+      </w:r>
+    </w:p>
+    <w:p>
+      <w:r>
+        <w:t>________________________________________________________________</w:t>
+      </w:r>
+    </w:p>
+    <w:p>
+      <w:r>
+        <w:t>________________________________________________________________</w:t>
+      </w:r>
+    </w:p>
+    <w:p>
+      <w:r>
+        <w:t>________________________________________________________________</w:t>
+      </w:r>
+    </w:p>
+    <w:p>
+      <w:r>
+        <w:t>Hint if needed: Use the changed condition and the deciding step in the pictorial trace. The answer must say what follows from those facts.</w:t>
+      </w:r>
+    </w:p>
+    <w:p>
+      <w:r>
+        <w:t>After your attempt, compare with the supported explanation: Counts become TP 5, FN 0, FP 3, TN 12; accuracy is 17/20=85%. One decision becomes correct while the total number of evaluated leaves remains20.</w:t>
+      </w:r>
+    </w:p>
+    <w:p>
+      <w:pPr>
+        <w:pStyle w:val="Heading3"/>
+      </w:pPr>
+      <w:r>
+        <w:t>Repair a missing building block</w:t>
+      </w:r>
+    </w:p>
+    <w:p>
+      <w:r>
+        <w:t>Review Scores and Calibration Intuition (ai-4/14). Goal: Interpret calibration using groups of forecasts. Short practice: Does a calibrated 0.8 score mean every such leaf is spotted? Point to the relevant step in the picture, then write the changed result and the rule or evidence that supports it.. Return to this week and explain what you changed.</w:t>
+      </w:r>
+    </w:p>
+    <w:p>
+      <w:r>
+        <w:t>Review Nearest Neighbors (ai-4/12). Goal: Compute absolute distances and rank training neighbours. Short practice: Why is the k=1 outcome at length5 not uniquely determined without a tie rule? Point to the relevant step in the picture, then write the changed result and the rule or evidence that supports it.. Return to this week and explain what you changed.</w:t>
+      </w:r>
+    </w:p>
+    <w:p>
+      <w:r>
+        <w:t>Review Dataset Cards (ai-4/9). Goal: Inspect row meaning missing values and repeated records. Short practice: What two counts should the revised card show? Point to the relevant step in the picture, then write the changed result and the rule or evidence that supports it.. Return to this week and explain what you changed.</w:t>
+      </w:r>
+    </w:p>
+    <w:p>
+      <w:pPr>
+        <w:pStyle w:val="Heading3"/>
+      </w:pPr>
+      <w:r>
+        <w:t>Predict, run and debug</w:t>
+      </w:r>
+    </w:p>
+    <w:p>
+      <w:r>
+        <w:t>The browser lab lets you edit the supported Python examples already included in this lesson. Predict first, run, inspect the actual output or error, change one input, then run again. Keep code, predictions, actual results and a reasoned revision together. On paper, label your result as a trace rather than an execution.</w:t>
+      </w:r>
+    </w:p>
+    <w:p>
+      <w:pPr>
+        <w:pStyle w:val="Heading3"/>
+      </w:pPr>
+      <w:r>
+        <w:t>Keep your completed work</w:t>
+      </w:r>
+    </w:p>
+    <w:p>
+      <w:r>
+        <w:t>Use Download completed work in the hosted lesson to export your answers, reflections, practice feedback and code-run evidence. Open the HTML copy to read or print it. Drafts stay in this browser when storage is available; clear drafts on a shared device.</w:t>
       </w:r>
     </w:p>
     <w:sectPr>

--- a/downloads/student/ai-4-week-15.docx
+++ b/downloads/student/ai-4-week-15.docx
@@ -42,6 +42,11 @@
       </w:r>
     </w:p>
     <w:p>
+      <w:r>
+        <w:t>Start with the target: Build a labelled confusion matrix from matched reference and prediction pairs. Try the recall before opening notes.</w:t>
+      </w:r>
+    </w:p>
+    <w:p>
       <w:pPr>
         <w:pStyle w:val="Heading3"/>
       </w:pPr>
@@ -50,17 +55,95 @@
       </w:r>
     </w:p>
     <w:p>
-      <w:r>
-        <w:t>I can build a labelled confusion matrix from matched reference and prediction pairs.</w:t>
-      </w:r>
-    </w:p>
-    <w:p>
-      <w:r>
-        <w:t>I can distinguish false positives from false negatives using a declared positive class.</w:t>
-      </w:r>
-    </w:p>
-    <w:p>
-      <w:r>
+      <w:pPr>
+        <w:spacing w:line="336" w:lineRule="auto" w:after="180"/>
+      </w:pPr>
+      <w:r>
+        <w:rPr>
+          <w:b w:val="0"/>
+        </w:rPr>
+        <w:t xml:space="preserve">I can build a labelled </w:t>
+      </w:r>
+      <w:r>
+        <w:rPr>
+          <w:b/>
+        </w:rPr>
+        <w:t>confusion matrix</w:t>
+      </w:r>
+      <w:r>
+        <w:rPr>
+          <w:b w:val="0"/>
+        </w:rPr>
+        <w:t xml:space="preserve"> from matched reference and </w:t>
+      </w:r>
+      <w:r>
+        <w:rPr>
+          <w:b/>
+        </w:rPr>
+        <w:t>prediction</w:t>
+      </w:r>
+      <w:r>
+        <w:rPr>
+          <w:b w:val="0"/>
+        </w:rPr>
+        <w:t xml:space="preserve"> pairs.</w:t>
+      </w:r>
+    </w:p>
+    <w:p>
+      <w:pPr>
+        <w:spacing w:line="336" w:lineRule="auto" w:after="180"/>
+      </w:pPr>
+      <w:r>
+        <w:rPr>
+          <w:b w:val="0"/>
+        </w:rPr>
+        <w:t xml:space="preserve">I can distinguish </w:t>
+      </w:r>
+      <w:r>
+        <w:rPr>
+          <w:b/>
+        </w:rPr>
+        <w:t>false positive</w:t>
+      </w:r>
+      <w:r>
+        <w:rPr>
+          <w:b w:val="0"/>
+        </w:rPr>
+        <w:t xml:space="preserve">s from </w:t>
+      </w:r>
+      <w:r>
+        <w:rPr>
+          <w:b/>
+        </w:rPr>
+        <w:t>false negative</w:t>
+      </w:r>
+      <w:r>
+        <w:rPr>
+          <w:b w:val="0"/>
+        </w:rPr>
+        <w:t xml:space="preserve">s using a declared </w:t>
+      </w:r>
+      <w:r>
+        <w:rPr>
+          <w:b/>
+        </w:rPr>
+        <w:t>positive class</w:t>
+      </w:r>
+      <w:r>
+        <w:rPr>
+          <w:b w:val="0"/>
+        </w:rPr>
+        <w:t>.</w:t>
+      </w:r>
+    </w:p>
+    <w:p>
+      <w:pPr>
+        <w:spacing w:line="336" w:lineRule="auto" w:after="180"/>
+      </w:pPr>
+      <w:r>
+        <w:rPr>
+          <w:b w:val="0"/>
+        </w:rPr>
         <w:t>I can check matrix totals and explain why equal accuracy can hide different errors.</w:t>
       </w:r>
     </w:p>
@@ -73,33 +156,141 @@
       </w:r>
     </w:p>
     <w:p>
-      <w:r>
+      <w:pPr>
+        <w:spacing w:line="336" w:lineRule="auto" w:after="180"/>
+      </w:pPr>
+      <w:r>
+        <w:rPr>
+          <w:b w:val="0"/>
+        </w:rPr>
         <w:t>Close your notes first. A rough first answer helps us choose the right starting point; it is not a score for your ability.</w:t>
       </w:r>
     </w:p>
     <w:p>
-      <w:r>
+      <w:pPr>
+        <w:spacing w:line="336" w:lineRule="auto" w:after="180"/>
+      </w:pPr>
+      <w:r>
+        <w:rPr>
+          <w:b w:val="0"/>
+        </w:rPr>
         <w:t>Without opening the old lesson, explain one key idea from Scores and Calibration Intuition. Give an example and a mistake that the idea helps you avoid.</w:t>
       </w:r>
     </w:p>
     <w:p>
-      <w:r>
+      <w:pPr>
+        <w:spacing w:line="336" w:lineRule="auto" w:after="180"/>
+      </w:pPr>
+      <w:r>
+        <w:rPr>
+          <w:b w:val="0"/>
+        </w:rPr>
         <w:t>Without opening the old lesson, explain one key idea from Nearest Neighbors. Give an example and a mistake that the idea helps you avoid.</w:t>
       </w:r>
     </w:p>
     <w:p>
-      <w:r>
+      <w:pPr>
+        <w:spacing w:line="336" w:lineRule="auto" w:after="180"/>
+      </w:pPr>
+      <w:r>
+        <w:rPr>
+          <w:b w:val="0"/>
+        </w:rPr>
         <w:t>Without opening the old lesson, explain one key idea from Dataset Cards. Give an example and a mistake that the idea helps you avoid.</w:t>
       </w:r>
     </w:p>
     <w:p>
-      <w:r>
-        <w:t>After trying, check the relevant lesson or ask your teacher. Change the part of your explanation that the evidence shows was wrong.</w:t>
-      </w:r>
-    </w:p>
-    <w:p>
-      <w:r>
-        <w:t>A confusion matrix separates true positives, false positives, false negatives, and true negatives so error types remain visible.</w:t>
+      <w:pPr>
+        <w:spacing w:line="336" w:lineRule="auto" w:after="180"/>
+      </w:pPr>
+      <w:r>
+        <w:rPr>
+          <w:b w:val="0"/>
+        </w:rPr>
+        <w:t xml:space="preserve">After trying, check the relevant lesson or ask your teacher. Change the part of your explanation that the </w:t>
+      </w:r>
+      <w:r>
+        <w:rPr>
+          <w:b/>
+        </w:rPr>
+        <w:t>evidence</w:t>
+      </w:r>
+      <w:r>
+        <w:rPr>
+          <w:b w:val="0"/>
+        </w:rPr>
+        <w:t xml:space="preserve"> shows was wrong.</w:t>
+      </w:r>
+    </w:p>
+    <w:p>
+      <w:pPr>
+        <w:spacing w:line="336" w:lineRule="auto" w:after="180"/>
+      </w:pPr>
+      <w:r>
+        <w:rPr>
+          <w:b w:val="0"/>
+        </w:rPr>
+        <w:t xml:space="preserve">A </w:t>
+      </w:r>
+      <w:r>
+        <w:rPr>
+          <w:b/>
+        </w:rPr>
+        <w:t>confusion matrix</w:t>
+      </w:r>
+      <w:r>
+        <w:rPr>
+          <w:b w:val="0"/>
+        </w:rPr>
+        <w:t xml:space="preserve"> separates </w:t>
+      </w:r>
+      <w:r>
+        <w:rPr>
+          <w:b/>
+        </w:rPr>
+        <w:t>true positive</w:t>
+      </w:r>
+      <w:r>
+        <w:rPr>
+          <w:b w:val="0"/>
+        </w:rPr>
+        <w:t xml:space="preserve">s, </w:t>
+      </w:r>
+      <w:r>
+        <w:rPr>
+          <w:b/>
+        </w:rPr>
+        <w:t>false positive</w:t>
+      </w:r>
+      <w:r>
+        <w:rPr>
+          <w:b w:val="0"/>
+        </w:rPr>
+        <w:t xml:space="preserve">s, </w:t>
+      </w:r>
+      <w:r>
+        <w:rPr>
+          <w:b/>
+        </w:rPr>
+        <w:t>false negative</w:t>
+      </w:r>
+      <w:r>
+        <w:rPr>
+          <w:b w:val="0"/>
+        </w:rPr>
+        <w:t xml:space="preserve">s, and </w:t>
+      </w:r>
+      <w:r>
+        <w:rPr>
+          <w:b/>
+        </w:rPr>
+        <w:t>true negative</w:t>
+      </w:r>
+      <w:r>
+        <w:rPr>
+          <w:b w:val="0"/>
+        </w:rPr>
+        <w:t>s so error types remain visible.</w:t>
       </w:r>
     </w:p>
     <w:p>
@@ -139,12 +330,45 @@
       </w:r>
     </w:p>
     <w:p>
-      <w:r>
-        <w:t>LEARNING TARGET  Positive=spotted. TP=6,FN=2,FP=3,TN=9. Draw a matrix with actual labels in rows and predictions in columns. Compute total and accuracy.</w:t>
-      </w:r>
-    </w:p>
-    <w:p>
-      <w:r>
+      <w:pPr>
+        <w:pStyle w:val="Heading3"/>
+      </w:pPr>
+      <w:r>
+        <w:t>Your target</w:t>
+      </w:r>
+    </w:p>
+    <w:p>
+      <w:pPr>
+        <w:spacing w:line="336" w:lineRule="auto" w:after="180"/>
+        <w:shd w:fill="EDF7F3"/>
+      </w:pPr>
+      <w:r>
+        <w:rPr>
+          <w:b w:val="0"/>
+        </w:rPr>
+        <w:t xml:space="preserve">LEARNING TARGET  Positive=spotted. TP=6,FN=2,FP=3,TN=9. Draw a matrix with actual labels in rows and </w:t>
+      </w:r>
+      <w:r>
+        <w:rPr>
+          <w:b/>
+        </w:rPr>
+        <w:t>prediction</w:t>
+      </w:r>
+      <w:r>
+        <w:rPr>
+          <w:b w:val="0"/>
+        </w:rPr>
+        <w:t>s in columns. Compute total and accuracy.</w:t>
+      </w:r>
+    </w:p>
+    <w:p>
+      <w:pPr>
+        <w:spacing w:line="336" w:lineRule="auto" w:after="180"/>
+      </w:pPr>
+      <w:r>
+        <w:rPr>
+          <w:b w:val="0"/>
+        </w:rPr>
         <w:t>Builder name and experiment date:</w:t>
       </w:r>
     </w:p>
@@ -157,8 +381,27 @@
       </w:r>
     </w:p>
     <w:p>
-      <w:r>
-        <w:t>Why should a reproducible run save predictions linked to example IDs rather than only an accuracy score?</w:t>
+      <w:pPr>
+        <w:spacing w:line="336" w:lineRule="auto" w:after="180"/>
+        <w:shd w:fill="F5F1FB"/>
+      </w:pPr>
+      <w:r>
+        <w:rPr>
+          <w:b w:val="0"/>
+        </w:rPr>
+        <w:t xml:space="preserve">Why should a reproducible run save </w:t>
+      </w:r>
+      <w:r>
+        <w:rPr>
+          <w:b/>
+        </w:rPr>
+        <w:t>prediction</w:t>
+      </w:r>
+      <w:r>
+        <w:rPr>
+          <w:b w:val="0"/>
+        </w:rPr>
+        <w:t>s linked to example IDs rather than only an accuracy score?</w:t>
       </w:r>
     </w:p>
     <w:p>
@@ -170,8 +413,26 @@
       </w:r>
     </w:p>
     <w:p>
-      <w:r>
-        <w:t>By the end, I can explain confusion matrix using a traced example and a stated limitation.</w:t>
+      <w:pPr>
+        <w:spacing w:line="336" w:lineRule="auto" w:after="180"/>
+      </w:pPr>
+      <w:r>
+        <w:rPr>
+          <w:b w:val="0"/>
+        </w:rPr>
+        <w:t xml:space="preserve">By the end, I can explain </w:t>
+      </w:r>
+      <w:r>
+        <w:rPr>
+          <w:b/>
+        </w:rPr>
+        <w:t>confusion matrix</w:t>
+      </w:r>
+      <w:r>
+        <w:rPr>
+          <w:b w:val="0"/>
+        </w:rPr>
+        <w:t xml:space="preserve"> using a traced example and a stated limitation.</w:t>
       </w:r>
     </w:p>
     <w:p>
@@ -184,6 +445,17 @@
     </w:p>
     <w:p>
       <w:r>
+        <w:t>Investigate the supplied Confusion Matrix case. Separate observations, given facts and assumptions before choosing an explanation.</w:t>
+      </w:r>
+    </w:p>
+    <w:p>
+      <w:pPr>
+        <w:spacing w:line="336" w:lineRule="auto" w:after="180"/>
+      </w:pPr>
+      <w:r>
+        <w:rPr>
+          <w:b/>
+        </w:rPr>
         <w:t>PICTURE ENTRY</w:t>
       </w:r>
     </w:p>
@@ -196,8 +468,26 @@
       </w:r>
     </w:p>
     <w:p>
-      <w:r>
-        <w:t>Begin with visible evidence; do not explain more than the picture and information support.</w:t>
+      <w:pPr>
+        <w:spacing w:line="336" w:lineRule="auto" w:after="180"/>
+      </w:pPr>
+      <w:r>
+        <w:rPr>
+          <w:b w:val="0"/>
+        </w:rPr>
+        <w:t xml:space="preserve">Begin with visible </w:t>
+      </w:r>
+      <w:r>
+        <w:rPr>
+          <w:b/>
+        </w:rPr>
+        <w:t>evidence</w:t>
+      </w:r>
+      <w:r>
+        <w:rPr>
+          <w:b w:val="0"/>
+        </w:rPr>
+        <w:t>; do not explain more than the picture and information support.</w:t>
       </w:r>
     </w:p>
     <w:p>
@@ -237,33 +527,150 @@
       </w:r>
     </w:p>
     <w:p>
-      <w:r>
-        <w:t>MYSTERY  The team must use confusion matrix to solve a model-building problem. What information do they have? What important evidence is still missing?</w:t>
-      </w:r>
-    </w:p>
-    <w:p>
-      <w:r>
+      <w:pPr>
+        <w:pStyle w:val="Heading3"/>
+      </w:pPr>
+      <w:r>
+        <w:t>Start with this puzzle</w:t>
+      </w:r>
+    </w:p>
+    <w:p>
+      <w:pPr>
+        <w:spacing w:line="336" w:lineRule="auto" w:after="180"/>
+        <w:shd w:fill="F1F6FC"/>
+      </w:pPr>
+      <w:r>
+        <w:rPr>
+          <w:b w:val="0"/>
+        </w:rPr>
+        <w:t xml:space="preserve">MYSTERY  The team must use </w:t>
+      </w:r>
+      <w:r>
+        <w:rPr>
+          <w:b/>
+        </w:rPr>
+        <w:t>confusion matrix</w:t>
+      </w:r>
+      <w:r>
+        <w:rPr>
+          <w:b w:val="0"/>
+        </w:rPr>
+        <w:t xml:space="preserve"> to solve a model-building problem. What information do they have? What important </w:t>
+      </w:r>
+      <w:r>
+        <w:rPr>
+          <w:b/>
+        </w:rPr>
+        <w:t>evidence</w:t>
+      </w:r>
+      <w:r>
+        <w:rPr>
+          <w:b w:val="0"/>
+        </w:rPr>
+        <w:t xml:space="preserve"> is still missing?</w:t>
+      </w:r>
+    </w:p>
+    <w:p>
+      <w:pPr>
+        <w:spacing w:line="336" w:lineRule="auto" w:after="180"/>
+      </w:pPr>
+      <w:r>
+        <w:rPr>
+          <w:b w:val="0"/>
+        </w:rPr>
         <w:t>Name three visible details without interpreting them.</w:t>
       </w:r>
     </w:p>
     <w:p>
-      <w:r>
+      <w:pPr>
+        <w:spacing w:line="336" w:lineRule="auto" w:after="180"/>
+      </w:pPr>
+      <w:r>
+        <w:rPr>
+          <w:b w:val="0"/>
+        </w:rPr>
         <w:t>Predict the data, model, or evaluation decision being made.</w:t>
       </w:r>
     </w:p>
     <w:p>
-      <w:r>
+      <w:pPr>
+        <w:spacing w:line="336" w:lineRule="auto" w:after="180"/>
+      </w:pPr>
+      <w:r>
+        <w:rPr>
+          <w:b w:val="0"/>
+        </w:rPr>
         <w:t>Identify one hidden assumption that could change the result.</w:t>
       </w:r>
     </w:p>
     <w:p>
-      <w:r>
-        <w:t>State what evidence would confirm or reject your prediction.</w:t>
-      </w:r>
-    </w:p>
-    <w:p>
-      <w:r>
-        <w:t>My prediction and supporting evidence:</w:t>
+      <w:pPr>
+        <w:spacing w:line="336" w:lineRule="auto" w:after="180"/>
+      </w:pPr>
+      <w:r>
+        <w:rPr>
+          <w:b w:val="0"/>
+        </w:rPr>
+        <w:t xml:space="preserve">State what </w:t>
+      </w:r>
+      <w:r>
+        <w:rPr>
+          <w:b/>
+        </w:rPr>
+        <w:t>evidence</w:t>
+      </w:r>
+      <w:r>
+        <w:rPr>
+          <w:b w:val="0"/>
+        </w:rPr>
+        <w:t xml:space="preserve"> would confirm or reject your </w:t>
+      </w:r>
+      <w:r>
+        <w:rPr>
+          <w:b/>
+        </w:rPr>
+        <w:t>prediction</w:t>
+      </w:r>
+      <w:r>
+        <w:rPr>
+          <w:b w:val="0"/>
+        </w:rPr>
+        <w:t>.</w:t>
+      </w:r>
+    </w:p>
+    <w:p>
+      <w:pPr>
+        <w:spacing w:line="336" w:lineRule="auto" w:after="180"/>
+      </w:pPr>
+      <w:r>
+        <w:rPr>
+          <w:b w:val="0"/>
+        </w:rPr>
+        <w:t xml:space="preserve">My </w:t>
+      </w:r>
+      <w:r>
+        <w:rPr>
+          <w:b/>
+        </w:rPr>
+        <w:t>prediction</w:t>
+      </w:r>
+      <w:r>
+        <w:rPr>
+          <w:b w:val="0"/>
+        </w:rPr>
+        <w:t xml:space="preserve"> and supporting </w:t>
+      </w:r>
+      <w:r>
+        <w:rPr>
+          <w:b/>
+        </w:rPr>
+        <w:t>evidence</w:t>
+      </w:r>
+      <w:r>
+        <w:rPr>
+          <w:b w:val="0"/>
+        </w:rPr>
+        <w:t>:</w:t>
       </w:r>
     </w:p>
     <w:p>
@@ -275,13 +682,119 @@
       </w:r>
     </w:p>
     <w:p>
-      <w:r>
-        <w:t>A confusion matrix shows which labels a classifier mixes up. It counts examples after predictions are made; it does not fit or repair the classifier. Week 12 had reference/prediction pairs clear/clear, blocked/blocked, clear/blocked. A labelled table can preserve the type of that error as well as the total score.</w:t>
-      </w:r>
-    </w:p>
-    <w:p>
-      <w:r>
-        <w:t>This week uses eight new fictional evaluation records from a frozen classifier. They are not extra predictions from the Week 12 code. Each ID appears once with a reviewed reference and one prediction. The grouped table below lists every ID. Keep reference and prediction paired by ID before counting.</w:t>
+      <w:pPr>
+        <w:spacing w:line="336" w:lineRule="auto" w:after="180"/>
+      </w:pPr>
+      <w:r>
+        <w:rPr>
+          <w:b w:val="0"/>
+        </w:rPr>
+        <w:t xml:space="preserve">A </w:t>
+      </w:r>
+      <w:r>
+        <w:rPr>
+          <w:b/>
+        </w:rPr>
+        <w:t>confusion matrix</w:t>
+      </w:r>
+      <w:r>
+        <w:rPr>
+          <w:b w:val="0"/>
+        </w:rPr>
+        <w:t xml:space="preserve"> shows which labels a classifier mixes up. It counts examples after </w:t>
+      </w:r>
+      <w:r>
+        <w:rPr>
+          <w:b/>
+        </w:rPr>
+        <w:t>prediction</w:t>
+      </w:r>
+      <w:r>
+        <w:rPr>
+          <w:b w:val="0"/>
+        </w:rPr>
+        <w:t>s are made; it does not fit or repair the classifier.</w:t>
+      </w:r>
+    </w:p>
+    <w:p>
+      <w:pPr>
+        <w:spacing w:line="336" w:lineRule="auto" w:after="180"/>
+      </w:pPr>
+      <w:r>
+        <w:rPr>
+          <w:b w:val="0"/>
+        </w:rPr>
+        <w:t>Week 12 had reference/</w:t>
+      </w:r>
+      <w:r>
+        <w:rPr>
+          <w:b/>
+        </w:rPr>
+        <w:t>prediction</w:t>
+      </w:r>
+      <w:r>
+        <w:rPr>
+          <w:b w:val="0"/>
+        </w:rPr>
+        <w:t xml:space="preserve"> pairs clear/clear, blocked/blocked, clear/blocked. A labelled table can preserve the type of that error as well as the total score.</w:t>
+      </w:r>
+    </w:p>
+    <w:p>
+      <w:pPr>
+        <w:spacing w:line="336" w:lineRule="auto" w:after="180"/>
+      </w:pPr>
+      <w:r>
+        <w:rPr>
+          <w:b w:val="0"/>
+        </w:rPr>
+        <w:t xml:space="preserve">This week uses eight new fictional evaluation records from a frozen classifier. They are not extra </w:t>
+      </w:r>
+      <w:r>
+        <w:rPr>
+          <w:b/>
+        </w:rPr>
+        <w:t>prediction</w:t>
+      </w:r>
+      <w:r>
+        <w:rPr>
+          <w:b w:val="0"/>
+        </w:rPr>
+        <w:t xml:space="preserve">s from the Week 12 code. Each ID appears once with a reviewed reference and one </w:t>
+      </w:r>
+      <w:r>
+        <w:rPr>
+          <w:b/>
+        </w:rPr>
+        <w:t>prediction</w:t>
+      </w:r>
+      <w:r>
+        <w:rPr>
+          <w:b w:val="0"/>
+        </w:rPr>
+        <w:t>.</w:t>
+      </w:r>
+    </w:p>
+    <w:p>
+      <w:pPr>
+        <w:spacing w:line="336" w:lineRule="auto" w:after="180"/>
+      </w:pPr>
+      <w:r>
+        <w:rPr>
+          <w:b w:val="0"/>
+        </w:rPr>
+        <w:t xml:space="preserve">The grouped table below lists every ID. Keep reference and </w:t>
+      </w:r>
+      <w:r>
+        <w:rPr>
+          <w:b/>
+        </w:rPr>
+        <w:t>prediction</w:t>
+      </w:r>
+      <w:r>
+        <w:rPr>
+          <w:b w:val="0"/>
+        </w:rPr>
+        <w:t xml:space="preserve"> paired by ID before counting.</w:t>
       </w:r>
     </w:p>
     <w:tbl>
@@ -460,8 +973,37 @@
       </w:tr>
     </w:tbl>
     <w:p>
-      <w:r>
-        <w:t>Use reference labels for rows and predicted labels for columns. On both axes the order is clear, then blocked. Declare blocked as the positive class and clear as negative. Positive means the condition of interest, not good or safe. A missed blocked case and a false alarm are different errors.</w:t>
+      <w:pPr>
+        <w:spacing w:line="336" w:lineRule="auto" w:after="180"/>
+      </w:pPr>
+      <w:r>
+        <w:rPr>
+          <w:b w:val="0"/>
+        </w:rPr>
+        <w:t xml:space="preserve">Use reference labels for rows and predicted labels for columns. On both axes the order is clear, then blocked. Declare blocked as the </w:t>
+      </w:r>
+      <w:r>
+        <w:rPr>
+          <w:b/>
+        </w:rPr>
+        <w:t>positive class</w:t>
+      </w:r>
+      <w:r>
+        <w:rPr>
+          <w:b w:val="0"/>
+        </w:rPr>
+        <w:t xml:space="preserve"> and clear as negative.</w:t>
+      </w:r>
+    </w:p>
+    <w:p>
+      <w:pPr>
+        <w:spacing w:line="336" w:lineRule="auto" w:after="180"/>
+      </w:pPr>
+      <w:r>
+        <w:rPr>
+          <w:b w:val="0"/>
+        </w:rPr>
+        <w:t>Positive means the condition of interest, not good or safe. A missed blocked case and a false alarm are different errors.</w:t>
       </w:r>
     </w:p>
     <w:p>
@@ -474,7 +1016,24 @@
     </w:p>
     <w:p>
       <w:r>
-        <w:t>ML MECHANISM</w:t>
+        <w:t>Follow the mechanism for Confusion Matrix. Connect each labelled input, deciding step and result.</w:t>
+      </w:r>
+    </w:p>
+    <w:p>
+      <w:pPr>
+        <w:spacing w:line="336" w:lineRule="auto" w:after="180"/>
+      </w:pPr>
+      <w:r>
+        <w:rPr>
+          <w:b/>
+        </w:rPr>
+        <w:t xml:space="preserve">ML </w:t>
+      </w:r>
+      <w:r>
+        <w:rPr>
+          <w:b/>
+        </w:rPr>
+        <w:t>MECHANISM</w:t>
       </w:r>
     </w:p>
     <w:p>
@@ -486,7 +1045,13 @@
       </w:r>
     </w:p>
     <w:p>
-      <w:r>
+      <w:pPr>
+        <w:spacing w:line="336" w:lineRule="auto" w:after="180"/>
+      </w:pPr>
+      <w:r>
+        <w:rPr>
+          <w:b w:val="0"/>
+        </w:rPr>
         <w:t>Trace the information, fitted behavior, and evaluation proof separately.</w:t>
       </w:r>
     </w:p>
@@ -599,28 +1164,160 @@
       </w:r>
     </w:p>
     <w:p>
-      <w:r>
-        <w:t>QUESTION  Construct all four cells from twenty predictions and verify the total.</w:t>
-      </w:r>
-    </w:p>
-    <w:p>
-      <w:r>
-        <w:t>MODEL IDEA  A confusion matrix separates true positives, false positives, false negatives, and true negatives so error types remain visible.</w:t>
-      </w:r>
-    </w:p>
-    <w:p>
-      <w:r>
+      <w:pPr>
+        <w:pStyle w:val="Heading3"/>
+      </w:pPr>
+      <w:r>
+        <w:t>Question to explain</w:t>
+      </w:r>
+    </w:p>
+    <w:p>
+      <w:pPr>
+        <w:spacing w:line="336" w:lineRule="auto" w:after="180"/>
+        <w:shd w:fill="F5F1FB"/>
+      </w:pPr>
+      <w:r>
+        <w:rPr>
+          <w:b w:val="0"/>
+        </w:rPr>
+        <w:t xml:space="preserve">QUESTION  Construct all four cells from twenty </w:t>
+      </w:r>
+      <w:r>
+        <w:rPr>
+          <w:b/>
+        </w:rPr>
+        <w:t>prediction</w:t>
+      </w:r>
+      <w:r>
+        <w:rPr>
+          <w:b w:val="0"/>
+        </w:rPr>
+        <w:t>s and verify the total.</w:t>
+      </w:r>
+    </w:p>
+    <w:p>
+      <w:pPr>
+        <w:spacing w:line="336" w:lineRule="auto" w:after="180"/>
+      </w:pPr>
+      <w:r>
+        <w:rPr>
+          <w:b w:val="0"/>
+        </w:rPr>
+        <w:t xml:space="preserve">MODEL IDEA  A </w:t>
+      </w:r>
+      <w:r>
+        <w:rPr>
+          <w:b/>
+        </w:rPr>
+        <w:t>confusion matrix</w:t>
+      </w:r>
+      <w:r>
+        <w:rPr>
+          <w:b w:val="0"/>
+        </w:rPr>
+        <w:t xml:space="preserve"> separates </w:t>
+      </w:r>
+      <w:r>
+        <w:rPr>
+          <w:b/>
+        </w:rPr>
+        <w:t>true positive</w:t>
+      </w:r>
+      <w:r>
+        <w:rPr>
+          <w:b w:val="0"/>
+        </w:rPr>
+        <w:t xml:space="preserve">s, </w:t>
+      </w:r>
+      <w:r>
+        <w:rPr>
+          <w:b/>
+        </w:rPr>
+        <w:t>false positive</w:t>
+      </w:r>
+      <w:r>
+        <w:rPr>
+          <w:b w:val="0"/>
+        </w:rPr>
+        <w:t xml:space="preserve">s, </w:t>
+      </w:r>
+      <w:r>
+        <w:rPr>
+          <w:b/>
+        </w:rPr>
+        <w:t>false negative</w:t>
+      </w:r>
+      <w:r>
+        <w:rPr>
+          <w:b w:val="0"/>
+        </w:rPr>
+        <w:t xml:space="preserve">s, and </w:t>
+      </w:r>
+      <w:r>
+        <w:rPr>
+          <w:b/>
+        </w:rPr>
+        <w:t>true negative</w:t>
+      </w:r>
+      <w:r>
+        <w:rPr>
+          <w:b w:val="0"/>
+        </w:rPr>
+        <w:t>s so error types remain visible.</w:t>
+      </w:r>
+    </w:p>
+    <w:p>
+      <w:pPr>
+        <w:spacing w:line="336" w:lineRule="auto" w:after="180"/>
+      </w:pPr>
+      <w:r>
+        <w:rPr>
+          <w:b w:val="0"/>
+        </w:rPr>
         <w:t>PROOF NEEDED  Use an unseen case, visible calculation, error analysis, and a stated limitation.</w:t>
       </w:r>
     </w:p>
     <w:p>
-      <w:r>
+      <w:pPr>
+        <w:pStyle w:val="Heading3"/>
+      </w:pPr>
+      <w:r>
+        <w:t>How the mechanism works</w:t>
+      </w:r>
+    </w:p>
+    <w:p>
+      <w:pPr>
+        <w:spacing w:line="336" w:lineRule="auto" w:after="180"/>
+        <w:shd w:fill="F1F6F8"/>
+      </w:pPr>
+      <w:r>
+        <w:rPr>
+          <w:b w:val="0"/>
+        </w:rPr>
         <w:t>UNDER THE HOOD  For spotted=positive: TP=6, FP=3, FN=2, TN=9. Check total: 6 + 3 + 2 + 9 = 20 cases.</w:t>
       </w:r>
     </w:p>
     <w:p>
-      <w:r>
-        <w:t>Draw a fresh data → model → prediction → evaluation trace:</w:t>
+      <w:pPr>
+        <w:spacing w:line="336" w:lineRule="auto" w:after="180"/>
+      </w:pPr>
+      <w:r>
+        <w:rPr>
+          <w:b w:val="0"/>
+        </w:rPr>
+        <w:t xml:space="preserve">Draw a fresh data → model → </w:t>
+      </w:r>
+      <w:r>
+        <w:rPr>
+          <w:b/>
+        </w:rPr>
+        <w:t>prediction</w:t>
+      </w:r>
+      <w:r>
+        <w:rPr>
+          <w:b w:val="0"/>
+        </w:rPr>
+        <w:t xml:space="preserve"> → evaluation trace:</w:t>
       </w:r>
     </w:p>
     <w:p>
@@ -671,8 +1368,37 @@
       </w:r>
     </w:p>
     <w:p>
-      <w:r>
-        <w:t>index maps clear to 0 and blocked to 1. Each paired record adds one to its reference row and prediction column. The script prints [[2, 1], [2, 3]] then 5 8. It assumes unique IDs and only these two labels. Check IDs and missing or unresolved references before counting; the code does not validate all those conditions.</w:t>
+      <w:pPr>
+        <w:spacing w:line="336" w:lineRule="auto" w:after="180"/>
+      </w:pPr>
+      <w:r>
+        <w:rPr>
+          <w:b w:val="0"/>
+        </w:rPr>
+        <w:t xml:space="preserve">index maps clear to 0 and blocked to 1. Each paired record adds one to its reference row and </w:t>
+      </w:r>
+      <w:r>
+        <w:rPr>
+          <w:b/>
+        </w:rPr>
+        <w:t>prediction</w:t>
+      </w:r>
+      <w:r>
+        <w:rPr>
+          <w:b w:val="0"/>
+        </w:rPr>
+        <w:t xml:space="preserve"> column. The script prints [[2, 1], [2, 3]] then 5 8. It assumes unique IDs and only these two labels.</w:t>
+      </w:r>
+    </w:p>
+    <w:p>
+      <w:pPr>
+        <w:spacing w:line="336" w:lineRule="auto" w:after="180"/>
+      </w:pPr>
+      <w:r>
+        <w:rPr>
+          <w:b w:val="0"/>
+        </w:rPr>
+        <w:t>Check IDs and missing or unresolved references before counting; the code does not validate all those conditions.</w:t>
       </w:r>
     </w:p>
     <w:tbl>
@@ -787,8 +1513,37 @@
       </w:tr>
     </w:tbl>
     <w:p>
-      <w:r>
-        <w:t>The diagonal cells count correct predictions: 2+3=5. Off-diagonal cells count mistakes: 1+2=3. Every record must contribute exactly once. This is a count matrix, not percentages or probabilities. Keep the axis labels even when copying the numbers.</w:t>
+      <w:pPr>
+        <w:spacing w:line="336" w:lineRule="auto" w:after="180"/>
+      </w:pPr>
+      <w:r>
+        <w:rPr>
+          <w:b w:val="0"/>
+        </w:rPr>
+        <w:t xml:space="preserve">The diagonal cells count correct </w:t>
+      </w:r>
+      <w:r>
+        <w:rPr>
+          <w:b/>
+        </w:rPr>
+        <w:t>prediction</w:t>
+      </w:r>
+      <w:r>
+        <w:rPr>
+          <w:b w:val="0"/>
+        </w:rPr>
+        <w:t>s: 2+3=5. Off-diagonal cells count mistakes: 1+2=3. Every record must contribute exactly once. This is a count matrix, not percentages or probabilities.</w:t>
+      </w:r>
+    </w:p>
+    <w:p>
+      <w:pPr>
+        <w:spacing w:line="336" w:lineRule="auto" w:after="180"/>
+      </w:pPr>
+      <w:r>
+        <w:rPr>
+          <w:b w:val="0"/>
+        </w:rPr>
+        <w:t>Keep the axis labels even when copying the numbers.</w:t>
       </w:r>
     </w:p>
     <w:p>
@@ -800,8 +1555,26 @@
       </w:r>
     </w:p>
     <w:p>
-      <w:r>
-        <w:t>Point to the input, the deciding step and the result in this week’s visual. Explain the same step in ordinary words. A picture helps when you can say what each part represents.</w:t>
+      <w:pPr>
+        <w:spacing w:line="336" w:lineRule="auto" w:after="180"/>
+      </w:pPr>
+      <w:r>
+        <w:rPr>
+          <w:b w:val="0"/>
+        </w:rPr>
+        <w:t xml:space="preserve">Point to the </w:t>
+      </w:r>
+      <w:r>
+        <w:rPr>
+          <w:b/>
+        </w:rPr>
+        <w:t>input</w:t>
+      </w:r>
+      <w:r>
+        <w:rPr>
+          <w:b w:val="0"/>
+        </w:rPr>
+        <w:t>, the deciding step and the result in this week’s visual. Explain the same step in ordinary words. A picture helps when you can say what each part represents.</w:t>
       </w:r>
     </w:p>
     <w:p>
@@ -814,6 +1587,17 @@
     </w:p>
     <w:p>
       <w:r>
+        <w:t>Compare the supplied cases for Confusion Matrix. Identify the detail that changes the conclusion.</w:t>
+      </w:r>
+    </w:p>
+    <w:p>
+      <w:pPr>
+        <w:spacing w:line="336" w:lineRule="auto" w:after="180"/>
+      </w:pPr>
+      <w:r>
+        <w:rPr>
+          <w:b/>
+        </w:rPr>
         <w:t>EVALUATION DESIGN</w:t>
       </w:r>
     </w:p>
@@ -826,7 +1610,13 @@
       </w:r>
     </w:p>
     <w:p>
-      <w:r>
+      <w:pPr>
+        <w:spacing w:line="336" w:lineRule="auto" w:after="180"/>
+      </w:pPr>
+      <w:r>
+        <w:rPr>
+          <w:b w:val="0"/>
+        </w:rPr>
         <w:t>A system is not understood until it survives more than one comfortable example.</w:t>
       </w:r>
     </w:p>
@@ -975,32 +1765,91 @@
       </w:r>
     </w:p>
     <w:p>
-      <w:r>
+      <w:pPr>
+        <w:spacing w:line="336" w:lineRule="auto" w:after="180"/>
+      </w:pPr>
+      <w:r>
+        <w:rPr>
+          <w:b w:val="0"/>
+        </w:rPr>
         <w:t>NORMAL  Expected data and expected behavior.</w:t>
       </w:r>
     </w:p>
     <w:p>
-      <w:r>
-        <w:t>BOUNDARY  Value close to a threshold, ambiguous label, or uncertain prediction.</w:t>
-      </w:r>
-    </w:p>
-    <w:p>
-      <w:r>
+      <w:pPr>
+        <w:pStyle w:val="Heading3"/>
+      </w:pPr>
+      <w:r>
+        <w:t>Keep this boundary clear</w:t>
+      </w:r>
+    </w:p>
+    <w:p>
+      <w:pPr>
+        <w:spacing w:line="336" w:lineRule="auto" w:after="180"/>
+        <w:shd w:fill="FFF5E6"/>
+      </w:pPr>
+      <w:r>
+        <w:rPr>
+          <w:b w:val="0"/>
+        </w:rPr>
+        <w:t xml:space="preserve">BOUNDARY  Value close to a threshold, ambiguous label, or uncertain </w:t>
+      </w:r>
+      <w:r>
+        <w:rPr>
+          <w:b/>
+        </w:rPr>
+        <w:t>prediction</w:t>
+      </w:r>
+      <w:r>
+        <w:rPr>
+          <w:b w:val="0"/>
+        </w:rPr>
+        <w:t>.</w:t>
+      </w:r>
+    </w:p>
+    <w:p>
+      <w:pPr>
+        <w:spacing w:line="336" w:lineRule="auto" w:after="180"/>
+      </w:pPr>
+      <w:r>
+        <w:rPr>
+          <w:b w:val="0"/>
+        </w:rPr>
         <w:t>MISSING  Necessary field, label, source, or measurement is unavailable.</w:t>
       </w:r>
     </w:p>
     <w:p>
-      <w:r>
+      <w:pPr>
+        <w:spacing w:line="336" w:lineRule="auto" w:after="180"/>
+      </w:pPr>
+      <w:r>
+        <w:rPr>
+          <w:b w:val="0"/>
+        </w:rPr>
         <w:t>SHIFTED  New lighting, species, device, subgroup, or time condition.</w:t>
       </w:r>
     </w:p>
     <w:p>
-      <w:r>
+      <w:pPr>
+        <w:spacing w:line="336" w:lineRule="auto" w:after="180"/>
+        <w:shd w:fill="FFF5E6"/>
+      </w:pPr>
+      <w:r>
+        <w:rPr>
+          <w:b w:val="0"/>
+        </w:rPr>
         <w:t>RELEASE RULE  Passing one case never proves generalization. Predefine expected behavior for all four categories.</w:t>
       </w:r>
     </w:p>
     <w:p>
-      <w:r>
+      <w:pPr>
+        <w:spacing w:line="336" w:lineRule="auto" w:after="180"/>
+        <w:shd w:fill="F5F1FB"/>
+      </w:pPr>
+      <w:r>
+        <w:rPr>
+          <w:b w:val="0"/>
+        </w:rPr>
         <w:t>Which case most threatens today's claim, and why?</w:t>
       </w:r>
     </w:p>
@@ -1013,17 +1862,68 @@
       </w:r>
     </w:p>
     <w:p>
-      <w:r>
+      <w:pPr>
+        <w:pStyle w:val="Heading3"/>
+      </w:pPr>
+      <w:r>
+        <w:t>Change one thing</w:t>
+      </w:r>
+    </w:p>
+    <w:p>
+      <w:pPr>
+        <w:spacing w:line="336" w:lineRule="auto" w:after="180"/>
+        <w:shd w:fill="F5F1FB"/>
+      </w:pPr>
+      <w:r>
+        <w:rPr>
+          <w:b w:val="0"/>
+        </w:rPr>
         <w:t>Change: A review corrects one missed spotted leaf, moving it from FN to TP.</w:t>
       </w:r>
     </w:p>
     <w:p>
-      <w:r>
-        <w:t>Prediction: Counts become TP 5, FN 0, FP 3, TN 12; accuracy is 17/20=85%.</w:t>
-      </w:r>
-    </w:p>
-    <w:p>
-      <w:r>
+      <w:pPr>
+        <w:pStyle w:val="Heading3"/>
+      </w:pPr>
+      <w:r>
+        <w:t>Predicted result</w:t>
+      </w:r>
+    </w:p>
+    <w:p>
+      <w:pPr>
+        <w:spacing w:line="336" w:lineRule="auto" w:after="180"/>
+        <w:shd w:fill="F1F6FC"/>
+      </w:pPr>
+      <w:r>
+        <w:rPr>
+          <w:b/>
+        </w:rPr>
+        <w:t>Prediction</w:t>
+      </w:r>
+      <w:r>
+        <w:rPr>
+          <w:b w:val="0"/>
+        </w:rPr>
+        <w:t>: Counts become TP 5, FN 0, FP 3, TN 12; accuracy is 17/20=85%.</w:t>
+      </w:r>
+    </w:p>
+    <w:p>
+      <w:pPr>
+        <w:pStyle w:val="Heading3"/>
+      </w:pPr>
+      <w:r>
+        <w:t>Why the result follows</w:t>
+      </w:r>
+    </w:p>
+    <w:p>
+      <w:pPr>
+        <w:spacing w:line="336" w:lineRule="auto" w:after="180"/>
+        <w:shd w:fill="F1F6FC"/>
+      </w:pPr>
+      <w:r>
+        <w:rPr>
+          <w:b w:val="0"/>
+        </w:rPr>
         <w:t>Reason: One decision becomes correct while the total number of evaluated leaves remains20.</w:t>
       </w:r>
     </w:p>
@@ -1037,6 +1937,17 @@
     </w:p>
     <w:p>
       <w:r>
+        <w:t>Use the vocabulary of Confusion Matrix to explain a concrete decision, rather than only memorising definitions.</w:t>
+      </w:r>
+    </w:p>
+    <w:p>
+      <w:pPr>
+        <w:spacing w:line="336" w:lineRule="auto" w:after="180"/>
+      </w:pPr>
+      <w:r>
+        <w:rPr>
+          <w:b/>
+        </w:rPr>
         <w:t>VOCABULARY</w:t>
       </w:r>
     </w:p>
@@ -1049,7 +1960,13 @@
       </w:r>
     </w:p>
     <w:p>
-      <w:r>
+      <w:pPr>
+        <w:spacing w:line="336" w:lineRule="auto" w:after="180"/>
+      </w:pPr>
+      <w:r>
+        <w:rPr>
+          <w:b w:val="0"/>
+        </w:rPr>
         <w:t>A definition matters when it lets you interpret a new dataset, model, or result.</w:t>
       </w:r>
     </w:p>
@@ -1365,12 +2282,25 @@
       </w:tr>
     </w:tbl>
     <w:p>
-      <w:r>
+      <w:pPr>
+        <w:spacing w:line="336" w:lineRule="auto" w:after="180"/>
+        <w:shd w:fill="FFF5E6"/>
+      </w:pPr>
+      <w:r>
+        <w:rPr>
+          <w:b w:val="0"/>
+        </w:rPr>
         <w:t>MISCONCEPTION TO REPAIR  The diagonal alone tells everything important about a classifier.</w:t>
       </w:r>
     </w:p>
     <w:p>
-      <w:r>
+      <w:pPr>
+        <w:spacing w:line="336" w:lineRule="auto" w:after="180"/>
+      </w:pPr>
+      <w:r>
+        <w:rPr>
+          <w:b w:val="0"/>
+        </w:rPr>
         <w:t>Repair the claim using a definition, calculation, or test record:</w:t>
       </w:r>
     </w:p>
@@ -1516,7 +2446,24 @@
     </w:p>
     <w:p>
       <w:r>
-        <w:t>WORKED EVIDENCE</w:t>
+        <w:t>Follow the worked trace for Confusion Matrix, predict a step, then compare with its explanation.</w:t>
+      </w:r>
+    </w:p>
+    <w:p>
+      <w:pPr>
+        <w:spacing w:line="336" w:lineRule="auto" w:after="180"/>
+      </w:pPr>
+      <w:r>
+        <w:rPr>
+          <w:b/>
+        </w:rPr>
+        <w:t xml:space="preserve">WORKED </w:t>
+      </w:r>
+      <w:r>
+        <w:rPr>
+          <w:b/>
+        </w:rPr>
+        <w:t>EVIDENCE</w:t>
       </w:r>
     </w:p>
     <w:p>
@@ -1528,8 +2475,26 @@
       </w:r>
     </w:p>
     <w:p>
-      <w:r>
-        <w:t>Predict first. Then check each step. A correct answer without visible evidence cannot be audited.</w:t>
+      <w:pPr>
+        <w:spacing w:line="336" w:lineRule="auto" w:after="180"/>
+      </w:pPr>
+      <w:r>
+        <w:rPr>
+          <w:b w:val="0"/>
+        </w:rPr>
+        <w:t xml:space="preserve">Predict first. Then check each step. A correct answer without visible </w:t>
+      </w:r>
+      <w:r>
+        <w:rPr>
+          <w:b/>
+        </w:rPr>
+        <w:t>evidence</w:t>
+      </w:r>
+      <w:r>
+        <w:rPr>
+          <w:b w:val="0"/>
+        </w:rPr>
+        <w:t xml:space="preserve"> cannot be audited.</w:t>
       </w:r>
     </w:p>
     <w:p>
@@ -1569,33 +2534,130 @@
       </w:r>
     </w:p>
     <w:p>
-      <w:r>
+      <w:pPr>
+        <w:pStyle w:val="Heading3"/>
+      </w:pPr>
+      <w:r>
+        <w:t>Step 1</w:t>
+      </w:r>
+    </w:p>
+    <w:p>
+      <w:pPr>
+        <w:spacing w:line="336" w:lineRule="auto" w:after="180"/>
+        <w:shd w:fill="F4F9FC"/>
+      </w:pPr>
+      <w:r>
+        <w:rPr>
+          <w:b w:val="0"/>
+        </w:rPr>
         <w:t>STEP 1  For spotted=positive: TP=6, FP=3, FN=2, TN=9.</w:t>
       </w:r>
     </w:p>
     <w:p>
-      <w:r>
+      <w:pPr>
+        <w:pStyle w:val="Heading3"/>
+      </w:pPr>
+      <w:r>
+        <w:t>Step 2</w:t>
+      </w:r>
+    </w:p>
+    <w:p>
+      <w:pPr>
+        <w:spacing w:line="336" w:lineRule="auto" w:after="180"/>
+        <w:shd w:fill="F4F9FC"/>
+      </w:pPr>
+      <w:r>
+        <w:rPr>
+          <w:b w:val="0"/>
+        </w:rPr>
         <w:t>STEP 2  Check total: 6 + 3 + 2 + 9 = 20 cases.</w:t>
       </w:r>
     </w:p>
     <w:p>
-      <w:r>
-        <w:t>STEP 3  Correct predictions = TP + TN = 15; accuracy = 15 ÷ 20 = 75%.</w:t>
-      </w:r>
-    </w:p>
-    <w:p>
-      <w:r>
+      <w:pPr>
+        <w:pStyle w:val="Heading3"/>
+      </w:pPr>
+      <w:r>
+        <w:t>Step 3</w:t>
+      </w:r>
+    </w:p>
+    <w:p>
+      <w:pPr>
+        <w:spacing w:line="336" w:lineRule="auto" w:after="180"/>
+        <w:shd w:fill="F4F9FC"/>
+      </w:pPr>
+      <w:r>
+        <w:rPr>
+          <w:b w:val="0"/>
+        </w:rPr>
+        <w:t xml:space="preserve">STEP 3  Correct </w:t>
+      </w:r>
+      <w:r>
+        <w:rPr>
+          <w:b/>
+        </w:rPr>
+        <w:t>prediction</w:t>
+      </w:r>
+      <w:r>
+        <w:rPr>
+          <w:b w:val="0"/>
+        </w:rPr>
+        <w:t>s = TP + TN = 15; accuracy = 15 ÷ 20 = 75%.</w:t>
+      </w:r>
+    </w:p>
+    <w:p>
+      <w:pPr>
+        <w:pStyle w:val="Heading3"/>
+      </w:pPr>
+      <w:r>
+        <w:t>Step 4</w:t>
+      </w:r>
+    </w:p>
+    <w:p>
+      <w:pPr>
+        <w:spacing w:line="336" w:lineRule="auto" w:after="180"/>
+        <w:shd w:fill="F4F9FC"/>
+      </w:pPr>
+      <w:r>
+        <w:rPr>
+          <w:b w:val="0"/>
+        </w:rPr>
         <w:t>STEP 4  Inspect false alarms and misses separately before choosing an improvement.</w:t>
       </w:r>
     </w:p>
     <w:p>
-      <w:r>
+      <w:pPr>
+        <w:spacing w:line="336" w:lineRule="auto" w:after="180"/>
+        <w:shd w:fill="EDF7F3"/>
+      </w:pPr>
+      <w:r>
+        <w:rPr>
+          <w:b w:val="0"/>
+        </w:rPr>
         <w:t>CHECK  Verify the denominator, unit, split, class definition, and data version before interpreting a score.</w:t>
       </w:r>
     </w:p>
     <w:p>
-      <w:r>
-        <w:t>Recalculate, retrace, or restate the evidence independently:</w:t>
+      <w:pPr>
+        <w:spacing w:line="336" w:lineRule="auto" w:after="180"/>
+      </w:pPr>
+      <w:r>
+        <w:rPr>
+          <w:b w:val="0"/>
+        </w:rPr>
+        <w:t xml:space="preserve">Recalculate, retrace, or restate the </w:t>
+      </w:r>
+      <w:r>
+        <w:rPr>
+          <w:b/>
+        </w:rPr>
+        <w:t>evidence</w:t>
+      </w:r>
+      <w:r>
+        <w:rPr>
+          <w:b w:val="0"/>
+        </w:rPr>
+        <w:t xml:space="preserve"> independently:</w:t>
       </w:r>
     </w:p>
     <w:p>
@@ -1823,8 +2885,38 @@
       </w:r>
     </w:p>
     <w:p>
-      <w:r>
-        <w:t>True means prediction agrees with the reference. It does not prove that the reference annotation is infallible. Resolve disputed labels with the documented review policy rather than silently changing them to match predictions.</w:t>
+      <w:pPr>
+        <w:spacing w:line="336" w:lineRule="auto" w:after="180"/>
+      </w:pPr>
+      <w:r>
+        <w:rPr>
+          <w:b w:val="0"/>
+        </w:rPr>
+        <w:t xml:space="preserve">True means </w:t>
+      </w:r>
+      <w:r>
+        <w:rPr>
+          <w:b/>
+        </w:rPr>
+        <w:t>prediction</w:t>
+      </w:r>
+      <w:r>
+        <w:rPr>
+          <w:b w:val="0"/>
+        </w:rPr>
+        <w:t xml:space="preserve"> agrees with the reference. It does not prove that the reference annotation is infallible. Resolve disputed labels with the documented review policy rather than silently changing them to match </w:t>
+      </w:r>
+      <w:r>
+        <w:rPr>
+          <w:b/>
+        </w:rPr>
+        <w:t>prediction</w:t>
+      </w:r>
+      <w:r>
+        <w:rPr>
+          <w:b w:val="0"/>
+        </w:rPr>
+        <w:t>s.</w:t>
       </w:r>
     </w:p>
     <w:p>
@@ -1836,7 +2928,13 @@
       </w:r>
     </w:p>
     <w:p>
-      <w:r>
+      <w:pPr>
+        <w:spacing w:line="336" w:lineRule="auto" w:after="180"/>
+      </w:pPr>
+      <w:r>
+        <w:rPr>
+          <w:b w:val="0"/>
+        </w:rPr>
         <w:t>Cover the result before checking it. Say what is given, choose the procedure, and follow one step at a time. Then uncover the result and explain your first mismatch. Ask why a step is allowed, not only what number it produces.</w:t>
       </w:r>
     </w:p>
@@ -1849,8 +2947,26 @@
       </w:r>
     </w:p>
     <w:p>
-      <w:r>
-        <w:t>Read the confusion matrix as four distinct stories about a plant decision.</w:t>
+      <w:pPr>
+        <w:spacing w:line="336" w:lineRule="auto" w:after="180"/>
+      </w:pPr>
+      <w:r>
+        <w:rPr>
+          <w:b w:val="0"/>
+        </w:rPr>
+        <w:t xml:space="preserve">Read the </w:t>
+      </w:r>
+      <w:r>
+        <w:rPr>
+          <w:b/>
+        </w:rPr>
+        <w:t>confusion matrix</w:t>
+      </w:r>
+      <w:r>
+        <w:rPr>
+          <w:b w:val="0"/>
+        </w:rPr>
+        <w:t xml:space="preserve"> as four distinct stories about a plant decision.</w:t>
       </w:r>
     </w:p>
     <w:p>
@@ -1862,13 +2978,55 @@
       </w:r>
     </w:p>
     <w:p>
-      <w:r>
+      <w:pPr>
+        <w:pStyle w:val="Heading3"/>
+      </w:pPr>
+      <w:r>
+        <w:t>Supplied facts</w:t>
+      </w:r>
+    </w:p>
+    <w:p>
+      <w:pPr>
+        <w:spacing w:line="336" w:lineRule="auto" w:after="180"/>
+        <w:shd w:fill="F1F6FC"/>
+      </w:pPr>
+      <w:r>
+        <w:rPr>
+          <w:b w:val="0"/>
+        </w:rPr>
         <w:t>Positive means spotted. Toy results: TP=4, FN=1, FP=3, TN=12. Rows are actual spotted/healthy; columns predicted spotted/healthy.</w:t>
       </w:r>
     </w:p>
     <w:p>
-      <w:r>
-        <w:t>All inputs and outcomes in this worked example are invented classroom data; no real model run is claimed.</w:t>
+      <w:pPr>
+        <w:pStyle w:val="Heading3"/>
+      </w:pPr>
+      <w:r>
+        <w:t>Supplied facts</w:t>
+      </w:r>
+    </w:p>
+    <w:p>
+      <w:pPr>
+        <w:spacing w:line="336" w:lineRule="auto" w:after="180"/>
+        <w:shd w:fill="F1F6FC"/>
+      </w:pPr>
+      <w:r>
+        <w:rPr>
+          <w:b w:val="0"/>
+        </w:rPr>
+        <w:t xml:space="preserve">All </w:t>
+      </w:r>
+      <w:r>
+        <w:rPr>
+          <w:b/>
+        </w:rPr>
+        <w:t>input</w:t>
+      </w:r>
+      <w:r>
+        <w:rPr>
+          <w:b w:val="0"/>
+        </w:rPr>
+        <w:t>s and outcomes in this worked example are invented classroom data; no real model run is claimed.</w:t>
       </w:r>
     </w:p>
     <w:p>
@@ -2067,30 +3225,138 @@
       </w:r>
     </w:p>
     <w:p>
-      <w:r>
-        <w:t>Read the picture in order. Correct=4+12=16 of total 20, giving80%. The arrows show which recorded input or intermediate result each decision uses. Explain the deciding step aloud before checking the changed case; pointing to the final answer alone does not show how it follows.</w:t>
-      </w:r>
-    </w:p>
-    <w:p>
       <w:pPr>
         <w:pStyle w:val="Heading3"/>
       </w:pPr>
       <w:r>
+        <w:t>Why the result follows</w:t>
+      </w:r>
+    </w:p>
+    <w:p>
+      <w:pPr>
+        <w:spacing w:line="336" w:lineRule="auto" w:after="180"/>
+        <w:shd w:fill="F1F6FC"/>
+      </w:pPr>
+      <w:r>
+        <w:rPr>
+          <w:b w:val="0"/>
+        </w:rPr>
+        <w:t>Read the picture in order. Correct=4+12=16 of total 20, giving</w:t>
+      </w:r>
+      <w:r>
+        <w:rPr>
+          <w:b/>
+        </w:rPr>
+        <w:t>80%</w:t>
+      </w:r>
+      <w:r>
+        <w:rPr>
+          <w:b w:val="0"/>
+        </w:rPr>
+        <w:t xml:space="preserve">. The arrows show which recorded </w:t>
+      </w:r>
+      <w:r>
+        <w:rPr>
+          <w:b/>
+        </w:rPr>
+        <w:t>input</w:t>
+      </w:r>
+      <w:r>
+        <w:rPr>
+          <w:b w:val="0"/>
+        </w:rPr>
+        <w:t xml:space="preserve"> or intermediate result each decision uses.</w:t>
+      </w:r>
+    </w:p>
+    <w:p>
+      <w:pPr>
+        <w:spacing w:line="336" w:lineRule="auto" w:after="180"/>
+        <w:shd w:fill="F1F6FC"/>
+      </w:pPr>
+      <w:r>
+        <w:rPr>
+          <w:b w:val="0"/>
+        </w:rPr>
+        <w:t>Explain the deciding step aloud before checking the changed case; pointing to the final answer alone does not show how it follows.</w:t>
+      </w:r>
+    </w:p>
+    <w:p>
+      <w:pPr>
+        <w:pStyle w:val="Heading3"/>
+      </w:pPr>
+      <w:r>
         <w:t>What this example does not establish</w:t>
       </w:r>
     </w:p>
     <w:p>
-      <w:r>
+      <w:pPr>
+        <w:pStyle w:val="Heading3"/>
+      </w:pPr>
+      <w:r>
+        <w:t>Keep the stated limit</w:t>
+      </w:r>
+    </w:p>
+    <w:p>
+      <w:pPr>
+        <w:spacing w:line="336" w:lineRule="auto" w:after="180"/>
+        <w:shd w:fill="FFF5E6"/>
+      </w:pPr>
+      <w:r>
+        <w:rPr>
+          <w:b w:val="0"/>
+        </w:rPr>
         <w:t>The matrix depends on positive-class definition and reference labels. Accuracy alone hides the difference between misses and false alarms.</w:t>
       </w:r>
     </w:p>
     <w:p>
-      <w:r>
-        <w:t>Read the labelled picture: Why is adding TP alone without reducing FN an incorrect revision? Point to the relevant step in the picture, then write the changed result and the rule or evidence that supports it.</w:t>
-      </w:r>
-    </w:p>
-    <w:p>
-      <w:r>
+      <w:pPr>
+        <w:pStyle w:val="Heading3"/>
+      </w:pPr>
+      <w:r>
+        <w:t>Keep the stated limit</w:t>
+      </w:r>
+    </w:p>
+    <w:p>
+      <w:pPr>
+        <w:spacing w:line="336" w:lineRule="auto" w:after="180"/>
+        <w:shd w:fill="FFF5E6"/>
+      </w:pPr>
+      <w:r>
+        <w:rPr>
+          <w:b w:val="0"/>
+        </w:rPr>
+        <w:t xml:space="preserve">Read the labelled picture: Why is adding TP alone without reducing FN an incorrect revision? Point to the relevant step in the picture, then write the changed result and the rule or </w:t>
+      </w:r>
+      <w:r>
+        <w:rPr>
+          <w:b/>
+        </w:rPr>
+        <w:t>evidence</w:t>
+      </w:r>
+      <w:r>
+        <w:rPr>
+          <w:b w:val="0"/>
+        </w:rPr>
+        <w:t xml:space="preserve"> that supports it.</w:t>
+      </w:r>
+    </w:p>
+    <w:p>
+      <w:pPr>
+        <w:pStyle w:val="Heading3"/>
+      </w:pPr>
+      <w:r>
+        <w:t>Keep the stated limit</w:t>
+      </w:r>
+    </w:p>
+    <w:p>
+      <w:pPr>
+        <w:spacing w:line="336" w:lineRule="auto" w:after="180"/>
+        <w:shd w:fill="FFF5E6"/>
+      </w:pPr>
+      <w:r>
+        <w:rPr>
+          <w:b w:val="0"/>
+        </w:rPr>
         <w:t>Change one thing: A review corrects one missed spotted leaf, moving it from FN to TP. Predict the result before checking the explanation. What remains the same?</w:t>
       </w:r>
     </w:p>
@@ -2104,6 +3370,26 @@
     </w:p>
     <w:p>
       <w:r>
+        <w:t>Find the unsupported step in the Confusion Matrix claim and explain a repair using the supplied evidence.</w:t>
+      </w:r>
+    </w:p>
+    <w:p>
+      <w:pPr>
+        <w:pStyle w:val="Heading3"/>
+      </w:pPr>
+      <w:r>
+        <w:t>Find the first error</w:t>
+      </w:r>
+    </w:p>
+    <w:p>
+      <w:pPr>
+        <w:spacing w:line="336" w:lineRule="auto" w:after="180"/>
+        <w:shd w:fill="FFF5E6"/>
+      </w:pPr>
+      <w:r>
+        <w:rPr>
+          <w:b w:val="0"/>
+        </w:rPr>
         <w:t>ERROR DETECTIVE</w:t>
       </w:r>
     </w:p>
@@ -2116,7 +3402,13 @@
       </w:r>
     </w:p>
     <w:p>
-      <w:r>
+      <w:pPr>
+        <w:spacing w:line="336" w:lineRule="auto" w:after="180"/>
+      </w:pPr>
+      <w:r>
+        <w:rPr>
+          <w:b w:val="0"/>
+        </w:rPr>
         <w:t>Do not patch the answer. Find the earliest unsupported assumption, data problem, or experiment error.</w:t>
       </w:r>
     </w:p>
@@ -2367,12 +3659,25 @@
       </w:tr>
     </w:tbl>
     <w:p>
-      <w:r>
+      <w:pPr>
+        <w:spacing w:line="336" w:lineRule="auto" w:after="180"/>
+        <w:shd w:fill="FFF5E6"/>
+      </w:pPr>
+      <w:r>
+        <w:rPr>
+          <w:b w:val="0"/>
+        </w:rPr>
         <w:t>CLAIM TO CHALLENGE  The diagonal alone tells everything important about a classifier.</w:t>
       </w:r>
     </w:p>
     <w:p>
-      <w:r>
+      <w:pPr>
+        <w:spacing w:line="336" w:lineRule="auto" w:after="180"/>
+      </w:pPr>
+      <w:r>
+        <w:rPr>
+          <w:b w:val="0"/>
+        </w:rPr>
         <w:t>Diagnose one cause and name the cleanest next experiment:</w:t>
       </w:r>
     </w:p>
@@ -2385,20 +3690,110 @@
       </w:r>
     </w:p>
     <w:p>
-      <w:r>
-        <w:t>Always report the evaluated split, number of records, reference and prediction axes, label order and positive class. Reversing the axis order changes positions, not the underlying outcomes. Transposing rows and columns swaps the two kinds of error unless the labels are corrected. Read the headers before interpreting a diagram from another source.</w:t>
-      </w:r>
-    </w:p>
-    <w:p>
-      <w:r>
-        <w:t>A zero cell means no such event in this evaluated set, not that it is impossible. A confusion matrix does not show the cause of errors, label quality or performance on future data. Keep the ID-level records for investigation. Next week examines accuracy when class counts are unequal.</w:t>
-      </w:r>
-    </w:p>
-    <w:p>
       <w:pPr>
         <w:pStyle w:val="Heading3"/>
       </w:pPr>
       <w:r>
+        <w:t>Check the claim against the facts</w:t>
+      </w:r>
+    </w:p>
+    <w:p>
+      <w:pPr>
+        <w:spacing w:line="336" w:lineRule="auto" w:after="180"/>
+        <w:shd w:fill="FFF5E6"/>
+      </w:pPr>
+      <w:r>
+        <w:rPr>
+          <w:b w:val="0"/>
+        </w:rPr>
+        <w:t xml:space="preserve">Always report the evaluated split, number of records, reference and </w:t>
+      </w:r>
+      <w:r>
+        <w:rPr>
+          <w:b/>
+        </w:rPr>
+        <w:t>prediction</w:t>
+      </w:r>
+      <w:r>
+        <w:rPr>
+          <w:b w:val="0"/>
+        </w:rPr>
+        <w:t xml:space="preserve"> axes, label order and </w:t>
+      </w:r>
+      <w:r>
+        <w:rPr>
+          <w:b/>
+        </w:rPr>
+        <w:t>positive class</w:t>
+      </w:r>
+      <w:r>
+        <w:rPr>
+          <w:b w:val="0"/>
+        </w:rPr>
+        <w:t>. Reversing the axis order changes positions, not the underlying outcomes.</w:t>
+      </w:r>
+    </w:p>
+    <w:p>
+      <w:pPr>
+        <w:spacing w:line="336" w:lineRule="auto" w:after="180"/>
+        <w:shd w:fill="FFF5E6"/>
+      </w:pPr>
+      <w:r>
+        <w:rPr>
+          <w:b w:val="0"/>
+        </w:rPr>
+        <w:t>Transposing rows and columns swaps the two kinds of error unless the labels are corrected. Read the headers before interpreting a diagram from another source.</w:t>
+      </w:r>
+    </w:p>
+    <w:p>
+      <w:pPr>
+        <w:pStyle w:val="Heading3"/>
+      </w:pPr>
+      <w:r>
+        <w:t>Check the claim against the facts</w:t>
+      </w:r>
+    </w:p>
+    <w:p>
+      <w:pPr>
+        <w:spacing w:line="336" w:lineRule="auto" w:after="180"/>
+        <w:shd w:fill="FFF5E6"/>
+      </w:pPr>
+      <w:r>
+        <w:rPr>
+          <w:b w:val="0"/>
+        </w:rPr>
+        <w:t xml:space="preserve">A zero cell means no such event in this evaluated set, not that it is impossible. A </w:t>
+      </w:r>
+      <w:r>
+        <w:rPr>
+          <w:b/>
+        </w:rPr>
+        <w:t>confusion matrix</w:t>
+      </w:r>
+      <w:r>
+        <w:rPr>
+          <w:b w:val="0"/>
+        </w:rPr>
+        <w:t xml:space="preserve"> does not show the cause of errors, label quality or performance on future data. Keep the ID-level records for investigation.</w:t>
+      </w:r>
+    </w:p>
+    <w:p>
+      <w:pPr>
+        <w:spacing w:line="336" w:lineRule="auto" w:after="180"/>
+        <w:shd w:fill="FFF5E6"/>
+      </w:pPr>
+      <w:r>
+        <w:rPr>
+          <w:b w:val="0"/>
+        </w:rPr>
+        <w:t>Next week examines accuracy when class counts are unequal.</w:t>
+      </w:r>
+    </w:p>
+    <w:p>
+      <w:pPr>
+        <w:pStyle w:val="Heading3"/>
+      </w:pPr>
+      <w:r>
         <w:t>Two classifiers have accuracy 5/8. One misses two blocked records and the other misses three. Explain how both statements can be true and what must accompany their matrices for a fair comparison.</w:t>
       </w:r>
     </w:p>
@@ -2432,6 +3827,17 @@
     </w:p>
     <w:p>
       <w:r>
+        <w:t>Practise Confusion Matrix with support, then explain the deciding step in your own words.</w:t>
+      </w:r>
+    </w:p>
+    <w:p>
+      <w:pPr>
+        <w:spacing w:line="336" w:lineRule="auto" w:after="180"/>
+      </w:pPr>
+      <w:r>
+        <w:rPr>
+          <w:b/>
+        </w:rPr>
         <w:t>ML STUDIO</w:t>
       </w:r>
     </w:p>
@@ -2444,7 +3850,13 @@
       </w:r>
     </w:p>
     <w:p>
-      <w:r>
+      <w:pPr>
+        <w:spacing w:line="336" w:lineRule="auto" w:after="180"/>
+      </w:pPr>
+      <w:r>
+        <w:rPr>
+          <w:b w:val="0"/>
+        </w:rPr>
         <w:t>A trustworthy result can be reproduced from the recorded data, code, settings, and evaluation rule.</w:t>
       </w:r>
     </w:p>
@@ -2493,37 +3905,118 @@
       </w:r>
     </w:p>
     <w:p>
-      <w:r>
+      <w:pPr>
+        <w:pStyle w:val="Heading3"/>
+      </w:pPr>
+      <w:r>
+        <w:t>Question to explain</w:t>
+      </w:r>
+    </w:p>
+    <w:p>
+      <w:pPr>
+        <w:spacing w:line="336" w:lineRule="auto" w:after="180"/>
+        <w:shd w:fill="F5F1FB"/>
+      </w:pPr>
+      <w:r>
+        <w:rPr>
+          <w:b w:val="0"/>
+        </w:rPr>
         <w:t>QUESTION + intended use + success threshold</w:t>
       </w:r>
     </w:p>
     <w:p>
-      <w:r>
+      <w:pPr>
+        <w:spacing w:line="336" w:lineRule="auto" w:after="180"/>
+      </w:pPr>
+      <w:r>
+        <w:rPr>
+          <w:b w:val="0"/>
+        </w:rPr>
         <w:t>DATA version + grouped split + leakage check</w:t>
       </w:r>
     </w:p>
     <w:p>
-      <w:r>
-        <w:t>CODE/preprocessing + features + model + settings + seed</w:t>
-      </w:r>
-    </w:p>
-    <w:p>
-      <w:r>
-        <w:t>METRICS + positive class + units + denominators</w:t>
-      </w:r>
-    </w:p>
-    <w:p>
-      <w:r>
-        <w:t>PREDICTIONS + errors + subgroup slices + limitations</w:t>
-      </w:r>
-    </w:p>
-    <w:p>
-      <w:r>
+      <w:pPr>
+        <w:spacing w:line="336" w:lineRule="auto" w:after="180"/>
+      </w:pPr>
+      <w:r>
+        <w:rPr>
+          <w:b w:val="0"/>
+        </w:rPr>
+        <w:t>CODE/pre</w:t>
+      </w:r>
+      <w:r>
+        <w:rPr>
+          <w:b/>
+        </w:rPr>
+        <w:t>process</w:t>
+      </w:r>
+      <w:r>
+        <w:rPr>
+          <w:b w:val="0"/>
+        </w:rPr>
+        <w:t>ing + features + model + settings + seed</w:t>
+      </w:r>
+    </w:p>
+    <w:p>
+      <w:pPr>
+        <w:spacing w:line="336" w:lineRule="auto" w:after="180"/>
+      </w:pPr>
+      <w:r>
+        <w:rPr>
+          <w:b w:val="0"/>
+        </w:rPr>
+        <w:t xml:space="preserve">METRICS + </w:t>
+      </w:r>
+      <w:r>
+        <w:rPr>
+          <w:b/>
+        </w:rPr>
+        <w:t>positive class</w:t>
+      </w:r>
+      <w:r>
+        <w:rPr>
+          <w:b w:val="0"/>
+        </w:rPr>
+        <w:t xml:space="preserve"> + units + denominators</w:t>
+      </w:r>
+    </w:p>
+    <w:p>
+      <w:pPr>
+        <w:spacing w:line="336" w:lineRule="auto" w:after="180"/>
+      </w:pPr>
+      <w:r>
+        <w:rPr>
+          <w:b/>
+        </w:rPr>
+        <w:t>PREDICTION</w:t>
+      </w:r>
+      <w:r>
+        <w:rPr>
+          <w:b w:val="0"/>
+        </w:rPr>
+        <w:t>S + errors + subgroup slices + limitations</w:t>
+      </w:r>
+    </w:p>
+    <w:p>
+      <w:pPr>
+        <w:spacing w:line="336" w:lineRule="auto" w:after="180"/>
+      </w:pPr>
+      <w:r>
+        <w:rPr>
+          <w:b w:val="0"/>
+        </w:rPr>
         <w:t>HUMAN reviewer + release, revise, limit, or stop decision</w:t>
       </w:r>
     </w:p>
     <w:p>
-      <w:r>
+      <w:pPr>
+        <w:spacing w:line="336" w:lineRule="auto" w:after="180"/>
+      </w:pPr>
+      <w:r>
+        <w:rPr>
+          <w:b w:val="0"/>
+        </w:rPr>
         <w:t>Write the minimum record needed to reproduce today's result:</w:t>
       </w:r>
     </w:p>
@@ -2536,13 +4029,107 @@
       </w:r>
     </w:p>
     <w:p>
-      <w:r>
-        <w:t>Row totals are 3 reference-clear and 5 reference-blocked. Column totals are 4 predicted-clear and 4 predicted-blocked. All four cells sum to 8. Accuracy is the diagonal total divided by the total: 5/8, or 62.5 percent. The Week 12 three-record matrix was [[1,1],[0,1]] in this same axis order, giving 2/3.</w:t>
-      </w:r>
-    </w:p>
-    <w:p>
-      <w:r>
-        <w:t>Another classifier on these same eight reference-labelled records could have matrix [[3,0],[3,2]]. It also gets 5/8 correct, but has zero false positives and three false negatives. Our worked classifier has one false positive and two false negatives. Equal accuracy does not settle which error pattern is preferable; consider the task and evidence before choosing.</w:t>
+      <w:pPr>
+        <w:spacing w:line="336" w:lineRule="auto" w:after="180"/>
+      </w:pPr>
+      <w:r>
+        <w:rPr>
+          <w:b w:val="0"/>
+        </w:rPr>
+        <w:t>Row totals are 3 reference-clear and 5 reference-blocked. Column totals are 4 predicted-clear and 4 predicted-blocked. All four cells sum to 8. Accuracy is the diagonal total divided by the total: 5/8, or 62.5 percent.</w:t>
+      </w:r>
+    </w:p>
+    <w:p>
+      <w:pPr>
+        <w:spacing w:line="336" w:lineRule="auto" w:after="180"/>
+      </w:pPr>
+      <w:r>
+        <w:rPr>
+          <w:b w:val="0"/>
+        </w:rPr>
+        <w:t>The Week 12 three-record matrix was [[1,1],[0,1]] in this same axis order, giving 2/3.</w:t>
+      </w:r>
+    </w:p>
+    <w:p>
+      <w:pPr>
+        <w:spacing w:line="336" w:lineRule="auto" w:after="180"/>
+      </w:pPr>
+      <w:r>
+        <w:rPr>
+          <w:b w:val="0"/>
+        </w:rPr>
+        <w:t xml:space="preserve">Another classifier on these same eight reference-labelled records could have matrix [[3,0],[3,2]]. It also gets 5/8 correct, but has zero </w:t>
+      </w:r>
+      <w:r>
+        <w:rPr>
+          <w:b/>
+        </w:rPr>
+        <w:t>false positive</w:t>
+      </w:r>
+      <w:r>
+        <w:rPr>
+          <w:b w:val="0"/>
+        </w:rPr>
+        <w:t xml:space="preserve">s and three </w:t>
+      </w:r>
+      <w:r>
+        <w:rPr>
+          <w:b/>
+        </w:rPr>
+        <w:t>false negative</w:t>
+      </w:r>
+      <w:r>
+        <w:rPr>
+          <w:b w:val="0"/>
+        </w:rPr>
+        <w:t>s.</w:t>
+      </w:r>
+    </w:p>
+    <w:p>
+      <w:pPr>
+        <w:spacing w:line="336" w:lineRule="auto" w:after="180"/>
+      </w:pPr>
+      <w:r>
+        <w:rPr>
+          <w:b w:val="0"/>
+        </w:rPr>
+        <w:t xml:space="preserve">Our worked classifier has one </w:t>
+      </w:r>
+      <w:r>
+        <w:rPr>
+          <w:b/>
+        </w:rPr>
+        <w:t>false positive</w:t>
+      </w:r>
+      <w:r>
+        <w:rPr>
+          <w:b w:val="0"/>
+        </w:rPr>
+        <w:t xml:space="preserve"> and two </w:t>
+      </w:r>
+      <w:r>
+        <w:rPr>
+          <w:b/>
+        </w:rPr>
+        <w:t>false negative</w:t>
+      </w:r>
+      <w:r>
+        <w:rPr>
+          <w:b w:val="0"/>
+        </w:rPr>
+        <w:t xml:space="preserve">s. Equal accuracy does not settle which error pattern is preferable; consider the task and </w:t>
+      </w:r>
+      <w:r>
+        <w:rPr>
+          <w:b/>
+        </w:rPr>
+        <w:t>evidence</w:t>
+      </w:r>
+      <w:r>
+        <w:rPr>
+          <w:b w:val="0"/>
+        </w:rPr>
+        <w:t xml:space="preserve"> before choosing.</w:t>
       </w:r>
     </w:p>
     <w:p>
@@ -2554,8 +4141,26 @@
       </w:r>
     </w:p>
     <w:p>
-      <w:r>
-        <w:t>Use workbook W2 for the connected example “Confusion matrices”. First fill the input and rule boxes. Try the middle steps before asking for a hint. After a hint, try the next step yourself.</w:t>
+      <w:pPr>
+        <w:spacing w:line="336" w:lineRule="auto" w:after="180"/>
+      </w:pPr>
+      <w:r>
+        <w:rPr>
+          <w:b w:val="0"/>
+        </w:rPr>
+        <w:t xml:space="preserve">Use workbook W2 for the connected example “Confusion matrices”. First fill the </w:t>
+      </w:r>
+      <w:r>
+        <w:rPr>
+          <w:b/>
+        </w:rPr>
+        <w:t>input</w:t>
+      </w:r>
+      <w:r>
+        <w:rPr>
+          <w:b w:val="0"/>
+        </w:rPr>
+        <w:t xml:space="preserve"> and rule boxes. Try the middle steps before asking for a hint. After a hint, try the next step yourself.</w:t>
       </w:r>
     </w:p>
     <w:tbl>
@@ -2638,7 +4243,13 @@
       </w:tr>
     </w:tbl>
     <w:p>
-      <w:r>
+      <w:pPr>
+        <w:spacing w:line="336" w:lineRule="auto" w:after="180"/>
+      </w:pPr>
+      <w:r>
+        <w:rPr>
+          <w:b w:val="0"/>
+        </w:rPr>
         <w:t>Explain your trace to a partner. Your partner points to one step to check. Swap roles on the next case. Each person writes their own explanation.</w:t>
       </w:r>
     </w:p>
@@ -2651,12 +4262,24 @@
       </w:r>
     </w:p>
     <w:p>
-      <w:r>
+      <w:pPr>
+        <w:spacing w:line="336" w:lineRule="auto" w:after="180"/>
+      </w:pPr>
+      <w:r>
+        <w:rPr>
+          <w:b w:val="0"/>
+        </w:rPr>
         <w:t>Use the worked case for Confusion matrices. Proposed explanation: “Positive means good”. Decide whether this explanation is supported. Point to the step or supplied fact that decides; explain your repair if needed.</w:t>
       </w:r>
     </w:p>
     <w:p>
-      <w:r>
+      <w:pPr>
+        <w:spacing w:line="336" w:lineRule="auto" w:after="180"/>
+      </w:pPr>
+      <w:r>
+        <w:rPr>
+          <w:b w:val="0"/>
+        </w:rPr>
         <w:t>Answer on your own before discussion. If you are unsure, say which step you need help with.</w:t>
       </w:r>
     </w:p>
@@ -2669,8 +4292,26 @@
       </w:r>
     </w:p>
     <w:p>
-      <w:r>
-        <w:t>Why is adding TP alone without reducing FN an incorrect revision? Point to the relevant step in the picture, then write the changed result and the rule or evidence that supports it.</w:t>
+      <w:pPr>
+        <w:spacing w:line="336" w:lineRule="auto" w:after="180"/>
+      </w:pPr>
+      <w:r>
+        <w:rPr>
+          <w:b w:val="0"/>
+        </w:rPr>
+        <w:t xml:space="preserve">Why is adding TP alone without reducing FN an incorrect revision? Point to the relevant step in the picture, then write the changed result and the rule or </w:t>
+      </w:r>
+      <w:r>
+        <w:rPr>
+          <w:b/>
+        </w:rPr>
+        <w:t>evidence</w:t>
+      </w:r>
+      <w:r>
+        <w:rPr>
+          <w:b w:val="0"/>
+        </w:rPr>
+        <w:t xml:space="preserve"> that supports it.</w:t>
       </w:r>
     </w:p>
     <w:p>
@@ -2702,7 +4343,13 @@
       </w:r>
     </w:p>
     <w:p>
-      <w:r>
+      <w:pPr>
+        <w:spacing w:line="336" w:lineRule="auto" w:after="180"/>
+      </w:pPr>
+      <w:r>
+        <w:rPr>
+          <w:b w:val="0"/>
+        </w:rPr>
         <w:t>This is supported practice. Keep the separately named independent case for an attempt before feedback.</w:t>
       </w:r>
     </w:p>
@@ -2716,7 +4363,24 @@
     </w:p>
     <w:p>
       <w:r>
-        <w:t>EVIDENCE LAB</w:t>
+        <w:t>Investigate Confusion Matrix. Record the prediction, actual observation or labelled paper trace, explanation and next test separately.</w:t>
+      </w:r>
+    </w:p>
+    <w:p>
+      <w:pPr>
+        <w:spacing w:line="336" w:lineRule="auto" w:after="180"/>
+      </w:pPr>
+      <w:r>
+        <w:rPr>
+          <w:b/>
+        </w:rPr>
+        <w:t>EVIDENCE</w:t>
+      </w:r>
+      <w:r>
+        <w:rPr>
+          <w:b/>
+        </w:rPr>
+        <w:t xml:space="preserve"> LAB</w:t>
       </w:r>
     </w:p>
     <w:p>
@@ -2728,7 +4392,13 @@
       </w:r>
     </w:p>
     <w:p>
-      <w:r>
+      <w:pPr>
+        <w:spacing w:line="336" w:lineRule="auto" w:after="180"/>
+      </w:pPr>
+      <w:r>
+        <w:rPr>
+          <w:b w:val="0"/>
+        </w:rPr>
         <w:t>Keep the test conditions fixed, record every result, and change only one planned factor.</w:t>
       </w:r>
     </w:p>
@@ -2769,27 +4439,74 @@
       </w:r>
     </w:p>
     <w:p>
-      <w:r>
-        <w:t>1.  Write the hypothesis and expected evidence before running.</w:t>
-      </w:r>
-    </w:p>
-    <w:p>
-      <w:r>
+      <w:pPr>
+        <w:spacing w:line="336" w:lineRule="auto" w:after="180"/>
+        <w:shd w:fill="F4F9FC"/>
+      </w:pPr>
+      <w:r>
+        <w:rPr>
+          <w:b w:val="0"/>
+        </w:rPr>
+        <w:t xml:space="preserve">1.  Write the hypothesis and expected </w:t>
+      </w:r>
+      <w:r>
+        <w:rPr>
+          <w:b/>
+        </w:rPr>
+        <w:t>evidence</w:t>
+      </w:r>
+      <w:r>
+        <w:rPr>
+          <w:b w:val="0"/>
+        </w:rPr>
+        <w:t xml:space="preserve"> before running.</w:t>
+      </w:r>
+    </w:p>
+    <w:p>
+      <w:pPr>
+        <w:spacing w:line="336" w:lineRule="auto" w:after="180"/>
+        <w:shd w:fill="F4F9FC"/>
+      </w:pPr>
+      <w:r>
+        <w:rPr>
+          <w:b w:val="0"/>
+        </w:rPr>
         <w:t>2.  Matrix Build: convert twenty actual/predicted pairs into four cells, recompute totals, and explain each error in plain language.</w:t>
       </w:r>
     </w:p>
     <w:p>
-      <w:r>
+      <w:pPr>
+        <w:spacing w:line="336" w:lineRule="auto" w:after="180"/>
+        <w:shd w:fill="F4F9FC"/>
+      </w:pPr>
+      <w:r>
+        <w:rPr>
+          <w:b w:val="0"/>
+        </w:rPr>
         <w:t>3.  Run one normal, one boundary, one missing, and one shifted case.</w:t>
       </w:r>
     </w:p>
     <w:p>
-      <w:r>
+      <w:pPr>
+        <w:spacing w:line="336" w:lineRule="auto" w:after="180"/>
+        <w:shd w:fill="F4F9FC"/>
+      </w:pPr>
+      <w:r>
+        <w:rPr>
+          <w:b w:val="0"/>
+        </w:rPr>
         <w:t>4.  Calculate the metric from raw counts or row-level errors.</w:t>
       </w:r>
     </w:p>
     <w:p>
-      <w:r>
+      <w:pPr>
+        <w:spacing w:line="336" w:lineRule="auto" w:after="180"/>
+        <w:shd w:fill="F4F9FC"/>
+      </w:pPr>
+      <w:r>
+        <w:rPr>
+          <w:b w:val="0"/>
+        </w:rPr>
         <w:t>5.  Interpret what changed, what did not, and what remains unsafe or unknown.</w:t>
       </w:r>
     </w:p>
@@ -3047,7 +4764,13 @@
       </w:r>
     </w:p>
     <w:p>
-      <w:r>
+      <w:pPr>
+        <w:spacing w:line="336" w:lineRule="auto" w:after="180"/>
+      </w:pPr>
+      <w:r>
+        <w:rPr>
+          <w:b w:val="0"/>
+        </w:rPr>
         <w:t>Before trying: what do I expect, and why? While trying: which step could first go wrong? Afterwards: what did I actually observe, and what should change? Keep “not run” if you only traced the procedure.</w:t>
       </w:r>
     </w:p>
@@ -3061,6 +4784,17 @@
     </w:p>
     <w:p>
       <w:r>
+        <w:t>Move from recall to tracing, diagnosis and transfer in Confusion Matrix. Explain why each step is justified.</w:t>
+      </w:r>
+    </w:p>
+    <w:p>
+      <w:pPr>
+        <w:spacing w:line="336" w:lineRule="auto" w:after="180"/>
+      </w:pPr>
+      <w:r>
+        <w:rPr>
+          <w:b/>
+        </w:rPr>
         <w:t>MASTERY</w:t>
       </w:r>
     </w:p>
@@ -3073,8 +4807,26 @@
       </w:r>
     </w:p>
     <w:p>
-      <w:r>
-        <w:t>Move upward only when you can produce evidence without copying the example.</w:t>
+      <w:pPr>
+        <w:spacing w:line="336" w:lineRule="auto" w:after="180"/>
+      </w:pPr>
+      <w:r>
+        <w:rPr>
+          <w:b w:val="0"/>
+        </w:rPr>
+        <w:t xml:space="preserve">Move upward only when you can produce </w:t>
+      </w:r>
+      <w:r>
+        <w:rPr>
+          <w:b/>
+        </w:rPr>
+        <w:t>evidence</w:t>
+      </w:r>
+      <w:r>
+        <w:rPr>
+          <w:b w:val="0"/>
+        </w:rPr>
+        <w:t xml:space="preserve"> without copying the example.</w:t>
       </w:r>
     </w:p>
     <w:p>
@@ -3114,42 +4866,167 @@
       </w:r>
     </w:p>
     <w:p>
-      <w:r>
-        <w:t>DEFINE  Use all four terms precisely: true positive, false positive, false negative, true negative.</w:t>
-      </w:r>
-    </w:p>
-    <w:p>
-      <w:r>
-        <w:t>CALCULATE  Reproduce the worked evidence with units and denominator.</w:t>
-      </w:r>
-    </w:p>
-    <w:p>
-      <w:r>
+      <w:pPr>
+        <w:spacing w:line="336" w:lineRule="auto" w:after="180"/>
+      </w:pPr>
+      <w:r>
+        <w:rPr>
+          <w:b w:val="0"/>
+        </w:rPr>
+        <w:t xml:space="preserve">DEFINE  Use all four terms precisely: </w:t>
+      </w:r>
+      <w:r>
+        <w:rPr>
+          <w:b/>
+        </w:rPr>
+        <w:t>true positive</w:t>
+      </w:r>
+      <w:r>
+        <w:rPr>
+          <w:b w:val="0"/>
+        </w:rPr>
+        <w:t xml:space="preserve">, </w:t>
+      </w:r>
+      <w:r>
+        <w:rPr>
+          <w:b/>
+        </w:rPr>
+        <w:t>false positive</w:t>
+      </w:r>
+      <w:r>
+        <w:rPr>
+          <w:b w:val="0"/>
+        </w:rPr>
+        <w:t xml:space="preserve">, </w:t>
+      </w:r>
+      <w:r>
+        <w:rPr>
+          <w:b/>
+        </w:rPr>
+        <w:t>false negative</w:t>
+      </w:r>
+      <w:r>
+        <w:rPr>
+          <w:b w:val="0"/>
+        </w:rPr>
+        <w:t xml:space="preserve">, </w:t>
+      </w:r>
+      <w:r>
+        <w:rPr>
+          <w:b/>
+        </w:rPr>
+        <w:t>true negative</w:t>
+      </w:r>
+      <w:r>
+        <w:rPr>
+          <w:b w:val="0"/>
+        </w:rPr>
+        <w:t>.</w:t>
+      </w:r>
+    </w:p>
+    <w:p>
+      <w:pPr>
+        <w:spacing w:line="336" w:lineRule="auto" w:after="180"/>
+      </w:pPr>
+      <w:r>
+        <w:rPr>
+          <w:b w:val="0"/>
+        </w:rPr>
+        <w:t xml:space="preserve">CALCULATE  Reproduce the worked </w:t>
+      </w:r>
+      <w:r>
+        <w:rPr>
+          <w:b/>
+        </w:rPr>
+        <w:t>evidence</w:t>
+      </w:r>
+      <w:r>
+        <w:rPr>
+          <w:b w:val="0"/>
+        </w:rPr>
+        <w:t xml:space="preserve"> with units and denominator.</w:t>
+      </w:r>
+    </w:p>
+    <w:p>
+      <w:pPr>
+        <w:spacing w:line="336" w:lineRule="auto" w:after="180"/>
+        <w:shd w:fill="F4F9FC"/>
+      </w:pPr>
+      <w:r>
+        <w:rPr>
+          <w:b w:val="0"/>
+        </w:rPr>
         <w:t>TRACE  Explain the data, code or decision path.</w:t>
       </w:r>
     </w:p>
     <w:p>
-      <w:r>
+      <w:pPr>
+        <w:spacing w:line="336" w:lineRule="auto" w:after="180"/>
+        <w:shd w:fill="F4F9FC"/>
+      </w:pPr>
+      <w:r>
+        <w:rPr>
+          <w:b w:val="0"/>
+        </w:rPr>
         <w:t>DIAGNOSE  The diagonal alone tells everything important about a classifier.</w:t>
       </w:r>
     </w:p>
     <w:p>
-      <w:r>
+      <w:pPr>
+        <w:spacing w:line="336" w:lineRule="auto" w:after="180"/>
+        <w:shd w:fill="F4F9FC"/>
+      </w:pPr>
+      <w:r>
+        <w:rPr>
+          <w:b w:val="0"/>
+        </w:rPr>
         <w:t>TRANSFER  Solve a fresh dataset or model case.</w:t>
       </w:r>
     </w:p>
     <w:p>
-      <w:r>
-        <w:t>IMPROVE  Change one cause and rerun fixed evidence.</w:t>
-      </w:r>
-    </w:p>
-    <w:p>
-      <w:r>
+      <w:pPr>
+        <w:spacing w:line="336" w:lineRule="auto" w:after="180"/>
+      </w:pPr>
+      <w:r>
+        <w:rPr>
+          <w:b w:val="0"/>
+        </w:rPr>
+        <w:t xml:space="preserve">IMPROVE  Change one cause and rerun fixed </w:t>
+      </w:r>
+      <w:r>
+        <w:rPr>
+          <w:b/>
+        </w:rPr>
+        <w:t>evidence</w:t>
+      </w:r>
+      <w:r>
+        <w:rPr>
+          <w:b w:val="0"/>
+        </w:rPr>
+        <w:t>.</w:t>
+      </w:r>
+    </w:p>
+    <w:p>
+      <w:pPr>
+        <w:spacing w:line="336" w:lineRule="auto" w:after="180"/>
+        <w:shd w:fill="F4F9FC"/>
+      </w:pPr>
+      <w:r>
+        <w:rPr>
+          <w:b w:val="0"/>
+        </w:rPr>
         <w:t>DEFEND  State intended use, metric, limitation, and human responsibility.</w:t>
       </w:r>
     </w:p>
     <w:p>
-      <w:r>
+      <w:pPr>
+        <w:spacing w:line="336" w:lineRule="auto" w:after="180"/>
+        <w:shd w:fill="F1F6F8"/>
+      </w:pPr>
+      <w:r>
+        <w:rPr>
+          <w:b w:val="0"/>
+        </w:rPr>
         <w:t>MASTERY RULE  A coached calculation becomes mastery only after a different case is completed independently.</w:t>
       </w:r>
     </w:p>
@@ -3163,6 +5040,17 @@
     </w:p>
     <w:p>
       <w:r>
+        <w:t>Apply this week’s idea to Responsible Plant Classifier. Keep an annotated decision and the evidence supporting it.</w:t>
+      </w:r>
+    </w:p>
+    <w:p>
+      <w:pPr>
+        <w:spacing w:line="336" w:lineRule="auto" w:after="180"/>
+      </w:pPr>
+      <w:r>
+        <w:rPr>
+          <w:b/>
+        </w:rPr>
         <w:t>CUMULATIVE PROJECT</w:t>
       </w:r>
     </w:p>
@@ -3175,8 +5063,26 @@
       </w:r>
     </w:p>
     <w:p>
-      <w:r>
-        <w:t>Every week adds one reviewable artifact to the same evidence-based capstone.</w:t>
+      <w:pPr>
+        <w:spacing w:line="336" w:lineRule="auto" w:after="180"/>
+      </w:pPr>
+      <w:r>
+        <w:rPr>
+          <w:b w:val="0"/>
+        </w:rPr>
+        <w:t xml:space="preserve">Every week adds one reviewable artifact to the same </w:t>
+      </w:r>
+      <w:r>
+        <w:rPr>
+          <w:b/>
+        </w:rPr>
+        <w:t>evidence</w:t>
+      </w:r>
+      <w:r>
+        <w:rPr>
+          <w:b w:val="0"/>
+        </w:rPr>
+        <w:t>-based capstone.</w:t>
       </w:r>
     </w:p>
     <w:p>
@@ -3216,43 +5122,122 @@
       </w:r>
     </w:p>
     <w:p>
-      <w:r>
-        <w:t>THIS WEEK'S CHECKPOINT  Publish the Plant Classifier confusion matrix with positive-class definition, counts, denominator, and test-set version.</w:t>
-      </w:r>
-    </w:p>
-    <w:p>
-      <w:r>
+      <w:pPr>
+        <w:spacing w:line="336" w:lineRule="auto" w:after="180"/>
+        <w:shd w:fill="EDF7F3"/>
+      </w:pPr>
+      <w:r>
+        <w:rPr>
+          <w:b w:val="0"/>
+        </w:rPr>
+        <w:t xml:space="preserve">THIS WEEK'S CHECKPOINT  Publish the Plant Classifier </w:t>
+      </w:r>
+      <w:r>
+        <w:rPr>
+          <w:b/>
+        </w:rPr>
+        <w:t>confusion matrix</w:t>
+      </w:r>
+      <w:r>
+        <w:rPr>
+          <w:b w:val="0"/>
+        </w:rPr>
+        <w:t xml:space="preserve"> with positive-class definition, counts, denominator, and test-set version.</w:t>
+      </w:r>
+    </w:p>
+    <w:p>
+      <w:pPr>
+        <w:spacing w:line="336" w:lineRule="auto" w:after="180"/>
+        <w:shd w:fill="F5F1FB"/>
+      </w:pPr>
+      <w:r>
+        <w:rPr>
+          <w:b w:val="0"/>
+        </w:rPr>
         <w:t>Which requirement or risk does this artifact address?</w:t>
       </w:r>
     </w:p>
     <w:p>
-      <w:r>
+      <w:pPr>
+        <w:spacing w:line="336" w:lineRule="auto" w:after="180"/>
+        <w:shd w:fill="F5F1FB"/>
+      </w:pPr>
+      <w:r>
+        <w:rPr>
+          <w:b w:val="0"/>
+        </w:rPr>
         <w:t>Which dataset, split, code, and metric version does it use?</w:t>
       </w:r>
     </w:p>
     <w:p>
-      <w:r>
+      <w:pPr>
+        <w:spacing w:line="336" w:lineRule="auto" w:after="180"/>
+        <w:shd w:fill="F5F1FB"/>
+      </w:pPr>
+      <w:r>
+        <w:rPr>
+          <w:b w:val="0"/>
+        </w:rPr>
         <w:t>What normal and shifted cases were tested?</w:t>
       </w:r>
     </w:p>
     <w:p>
-      <w:r>
+      <w:pPr>
+        <w:spacing w:line="336" w:lineRule="auto" w:after="180"/>
+        <w:shd w:fill="F5F1FB"/>
+      </w:pPr>
+      <w:r>
+        <w:rPr>
+          <w:b w:val="0"/>
+        </w:rPr>
         <w:t>What remains uncertain or weak?</w:t>
       </w:r>
     </w:p>
     <w:p>
-      <w:r>
+      <w:pPr>
+        <w:spacing w:line="336" w:lineRule="auto" w:after="180"/>
+        <w:shd w:fill="F5F1FB"/>
+      </w:pPr>
+      <w:r>
+        <w:rPr>
+          <w:b w:val="0"/>
+        </w:rPr>
         <w:t>What decision still belongs to a teacher or qualified human?</w:t>
       </w:r>
     </w:p>
     <w:p>
-      <w:r>
+      <w:pPr>
+        <w:spacing w:line="336" w:lineRule="auto" w:after="180"/>
+        <w:shd w:fill="FFF5E6"/>
+      </w:pPr>
+      <w:r>
+        <w:rPr>
+          <w:b w:val="0"/>
+        </w:rPr>
         <w:t>RESPONSIBLE RELEASE  Never use this classroom prototype for medical, pesticide, agricultural, or other consequential decisions.</w:t>
       </w:r>
     </w:p>
     <w:p>
-      <w:r>
-        <w:t>My evidence-linked project decision:</w:t>
+      <w:pPr>
+        <w:spacing w:line="336" w:lineRule="auto" w:after="180"/>
+      </w:pPr>
+      <w:r>
+        <w:rPr>
+          <w:b w:val="0"/>
+        </w:rPr>
+        <w:t xml:space="preserve">My </w:t>
+      </w:r>
+      <w:r>
+        <w:rPr>
+          <w:b/>
+        </w:rPr>
+        <w:t>evidence</w:t>
+      </w:r>
+      <w:r>
+        <w:rPr>
+          <w:b w:val="0"/>
+        </w:rPr>
+        <w:t>-linked project decision:</w:t>
       </w:r>
     </w:p>
     <w:p>
@@ -3264,8 +5249,37 @@
       </w:r>
     </w:p>
     <w:p>
-      <w:r>
-        <w:t>For your Responsible Plant Classifier, save the input, procedure, observed result and limitation of this check. Label this worked example as practice; use a different, previously unreviewed case when checking independent understanding.</w:t>
+      <w:pPr>
+        <w:spacing w:line="336" w:lineRule="auto" w:after="180"/>
+      </w:pPr>
+      <w:r>
+        <w:rPr>
+          <w:b w:val="0"/>
+        </w:rPr>
+        <w:t xml:space="preserve">For your Responsible Plant Classifier, save the </w:t>
+      </w:r>
+      <w:r>
+        <w:rPr>
+          <w:b/>
+        </w:rPr>
+        <w:t>input</w:t>
+      </w:r>
+      <w:r>
+        <w:rPr>
+          <w:b w:val="0"/>
+        </w:rPr>
+        <w:t>, procedure, observed result and limitation of this check.</w:t>
+      </w:r>
+    </w:p>
+    <w:p>
+      <w:pPr>
+        <w:spacing w:line="336" w:lineRule="auto" w:after="180"/>
+      </w:pPr>
+      <w:r>
+        <w:rPr>
+          <w:b w:val="0"/>
+        </w:rPr>
+        <w:t>Label this worked example as practice; use a different, previously unreviewed case when checking independent understanding.</w:t>
       </w:r>
     </w:p>
     <w:p>
@@ -3278,6 +5292,17 @@
     </w:p>
     <w:p>
       <w:r>
+        <w:t>Use a genuinely new case for independent evidence. Previously discussed examples remain practice; use the separately named independent case before feedback.</w:t>
+      </w:r>
+    </w:p>
+    <w:p>
+      <w:pPr>
+        <w:spacing w:line="336" w:lineRule="auto" w:after="180"/>
+      </w:pPr>
+      <w:r>
+        <w:rPr>
+          <w:b/>
+        </w:rPr>
         <w:t>INDEPENDENT PROOF</w:t>
       </w:r>
     </w:p>
@@ -3290,7 +5315,13 @@
       </w:r>
     </w:p>
     <w:p>
-      <w:r>
+      <w:pPr>
+        <w:spacing w:line="336" w:lineRule="auto" w:after="180"/>
+      </w:pPr>
+      <w:r>
+        <w:rPr>
+          <w:b w:val="0"/>
+        </w:rPr>
         <w:t>Complete this with a fresh case after guided practice and compare it with the mastery criteria.</w:t>
       </w:r>
     </w:p>
@@ -3331,48 +5362,156 @@
       </w:r>
     </w:p>
     <w:p>
-      <w:r>
-        <w:t>REQUIRED PROOF  Construct all four cells from twenty predictions and verify the total.</w:t>
-      </w:r>
-    </w:p>
-    <w:p>
-      <w:r>
+      <w:pPr>
+        <w:pStyle w:val="Heading3"/>
+      </w:pPr>
+      <w:r>
+        <w:t>What success looks like</w:t>
+      </w:r>
+    </w:p>
+    <w:p>
+      <w:pPr>
+        <w:spacing w:line="336" w:lineRule="auto" w:after="180"/>
+        <w:shd w:fill="EDF7F3"/>
+      </w:pPr>
+      <w:r>
+        <w:rPr>
+          <w:b w:val="0"/>
+        </w:rPr>
+        <w:t xml:space="preserve">REQUIRED PROOF  Construct all four cells from twenty </w:t>
+      </w:r>
+      <w:r>
+        <w:rPr>
+          <w:b/>
+        </w:rPr>
+        <w:t>prediction</w:t>
+      </w:r>
+      <w:r>
+        <w:rPr>
+          <w:b w:val="0"/>
+        </w:rPr>
+        <w:t>s and verify the total.</w:t>
+      </w:r>
+    </w:p>
+    <w:p>
+      <w:pPr>
+        <w:spacing w:line="336" w:lineRule="auto" w:after="180"/>
+      </w:pPr>
+      <w:r>
+        <w:rPr>
+          <w:b w:val="0"/>
+        </w:rPr>
         <w:t>□ Define the task, feature/target roles, and intended-use boundary.</w:t>
       </w:r>
     </w:p>
     <w:p>
-      <w:r>
+      <w:pPr>
+        <w:spacing w:line="336" w:lineRule="auto" w:after="180"/>
+      </w:pPr>
+      <w:r>
+        <w:rPr>
+          <w:b w:val="0"/>
+        </w:rPr>
         <w:t>□ Show the calculation, code trace, or experiment record.</w:t>
       </w:r>
     </w:p>
     <w:p>
-      <w:r>
+      <w:pPr>
+        <w:spacing w:line="336" w:lineRule="auto" w:after="180"/>
+      </w:pPr>
+      <w:r>
+        <w:rPr>
+          <w:b w:val="0"/>
+        </w:rPr>
         <w:t>□ Test a normal case and one revealing boundary, missing, or shifted case.</w:t>
       </w:r>
     </w:p>
     <w:p>
-      <w:r>
+      <w:pPr>
+        <w:spacing w:line="336" w:lineRule="auto" w:after="180"/>
+      </w:pPr>
+      <w:r>
+        <w:rPr>
+          <w:b w:val="0"/>
+        </w:rPr>
         <w:t>□ Diagnose one failure without changing several factors at once.</w:t>
       </w:r>
     </w:p>
     <w:p>
-      <w:r>
+      <w:pPr>
+        <w:spacing w:line="336" w:lineRule="auto" w:after="180"/>
+      </w:pPr>
+      <w:r>
+        <w:rPr>
+          <w:b w:val="0"/>
+        </w:rPr>
         <w:t>□ Name a limitation, fairness concern, and the human-review action.</w:t>
       </w:r>
     </w:p>
     <w:p>
-      <w:r>
-        <w:t>Independent evidence and defense:</w:t>
-      </w:r>
-    </w:p>
-    <w:p>
-      <w:r>
+      <w:pPr>
+        <w:spacing w:line="336" w:lineRule="auto" w:after="180"/>
+      </w:pPr>
+      <w:r>
+        <w:rPr>
+          <w:b w:val="0"/>
+        </w:rPr>
+        <w:t xml:space="preserve">Independent </w:t>
+      </w:r>
+      <w:r>
+        <w:rPr>
+          <w:b/>
+        </w:rPr>
+        <w:t>evidence</w:t>
+      </w:r>
+      <w:r>
+        <w:rPr>
+          <w:b w:val="0"/>
+        </w:rPr>
+        <w:t xml:space="preserve"> and defense:</w:t>
+      </w:r>
+    </w:p>
+    <w:p>
+      <w:pPr>
+        <w:spacing w:line="336" w:lineRule="auto" w:after="180"/>
+      </w:pPr>
+      <w:r>
+        <w:rPr>
+          <w:b w:val="0"/>
+        </w:rPr>
         <w:t>My level:  □ Not yet  □ With one hint  □ Independently  □ I can teach and defend it</w:t>
       </w:r>
     </w:p>
     <w:p>
-      <w:r>
-        <w:t>NEXT BRIDGE  Carry the experiment evidence into: Accuracy and Imbalance.</w:t>
+      <w:pPr>
+        <w:pStyle w:val="Heading3"/>
+      </w:pPr>
+      <w:r>
+        <w:t>Connect to the next lesson</w:t>
+      </w:r>
+    </w:p>
+    <w:p>
+      <w:pPr>
+        <w:spacing w:line="336" w:lineRule="auto" w:after="180"/>
+        <w:shd w:fill="F1F6F8"/>
+      </w:pPr>
+      <w:r>
+        <w:rPr>
+          <w:b w:val="0"/>
+        </w:rPr>
+        <w:t xml:space="preserve">NEXT BRIDGE  Carry the experiment </w:t>
+      </w:r>
+      <w:r>
+        <w:rPr>
+          <w:b/>
+        </w:rPr>
+        <w:t>evidence</w:t>
+      </w:r>
+      <w:r>
+        <w:rPr>
+          <w:b w:val="0"/>
+        </w:rPr>
+        <w:t xml:space="preserve"> into: Accuracy and Imbalance.</w:t>
       </w:r>
     </w:p>
     <w:p>
@@ -3384,6 +5523,11 @@
       </w:r>
     </w:p>
     <w:p>
+      <w:r>
+        <w:t>Revisit the complete Confusion Matrix case for supported practice. Repeated examples do not become fresh assessments.</w:t>
+      </w:r>
+    </w:p>
+    <w:p>
       <w:pPr>
         <w:pStyle w:val="Heading3"/>
       </w:pPr>
@@ -3392,7 +5536,13 @@
       </w:r>
     </w:p>
     <w:p>
-      <w:r>
+      <w:pPr>
+        <w:spacing w:line="336" w:lineRule="auto" w:after="180"/>
+      </w:pPr>
+      <w:r>
+        <w:rPr>
+          <w:b w:val="0"/>
+        </w:rPr>
         <w:t>Use the supplied details to practise the weekly concept before attempting the independent question. This case extends the illustrated lesson.</w:t>
       </w:r>
     </w:p>
@@ -3405,7 +5555,13 @@
       </w:r>
     </w:p>
     <w:p>
-      <w:r>
+      <w:pPr>
+        <w:spacing w:line="336" w:lineRule="auto" w:after="180"/>
+      </w:pPr>
+      <w:r>
+        <w:rPr>
+          <w:b w:val="0"/>
+        </w:rPr>
         <w:t>Positive is spotted. TP=8, FP=2, FN=4, TN=6.</w:t>
       </w:r>
     </w:p>
@@ -3418,7 +5574,13 @@
       </w:r>
     </w:p>
     <w:p>
-      <w:r>
+      <w:pPr>
+        <w:spacing w:line="336" w:lineRule="auto" w:after="180"/>
+      </w:pPr>
+      <w:r>
+        <w:rPr>
+          <w:b w:val="0"/>
+        </w:rPr>
         <w:t>Build actual-row/predicted-column matrix and total.</w:t>
       </w:r>
     </w:p>
@@ -3431,8 +5593,26 @@
       </w:r>
     </w:p>
     <w:p>
-      <w:r>
-        <w:t>Actual spotted row is 8 spotted,4 healthy; actual healthy row is 2 spotted,6 healthy. Total=20; correct=14. State axes and positive class.</w:t>
+      <w:pPr>
+        <w:spacing w:line="336" w:lineRule="auto" w:after="180"/>
+      </w:pPr>
+      <w:r>
+        <w:rPr>
+          <w:b w:val="0"/>
+        </w:rPr>
+        <w:t xml:space="preserve">Actual spotted row is 8 spotted,4 healthy; actual healthy row is 2 spotted,6 healthy. Total=20; correct=14. State axes and </w:t>
+      </w:r>
+      <w:r>
+        <w:rPr>
+          <w:b/>
+        </w:rPr>
+        <w:t>positive class</w:t>
+      </w:r>
+      <w:r>
+        <w:rPr>
+          <w:b w:val="0"/>
+        </w:rPr>
+        <w:t>.</w:t>
       </w:r>
     </w:p>
     <w:p>
@@ -3444,7 +5624,14 @@
       </w:r>
     </w:p>
     <w:p>
-      <w:r>
+      <w:pPr>
+        <w:spacing w:line="336" w:lineRule="auto" w:after="180"/>
+        <w:shd w:fill="F5F1FB"/>
+      </w:pPr>
+      <w:r>
+        <w:rPr>
+          <w:b w:val="0"/>
+        </w:rPr>
         <w:t>Which detail supports the answer, and why does it matter?</w:t>
       </w:r>
     </w:p>
@@ -3622,18 +5809,48 @@
       </w:tr>
     </w:tbl>
     <w:p>
-      <w:r>
+      <w:pPr>
+        <w:spacing w:line="336" w:lineRule="auto" w:after="180"/>
+      </w:pPr>
+      <w:r>
+        <w:rPr>
+          <w:b w:val="0"/>
+        </w:rPr>
         <w:t>Positive is spotted. TP=8, FP=2, FN=4, TN=6.</w:t>
       </w:r>
     </w:p>
     <w:p>
-      <w:r>
+      <w:pPr>
+        <w:spacing w:line="336" w:lineRule="auto" w:after="180"/>
+      </w:pPr>
+      <w:r>
+        <w:rPr>
+          <w:b w:val="0"/>
+        </w:rPr>
         <w:t>Build actual-row/predicted-column matrix and total.</w:t>
       </w:r>
     </w:p>
     <w:p>
-      <w:r>
-        <w:t>Actual spotted row is 8 spotted,4 healthy; actual healthy row is 2 spotted,6 healthy. Total=20; correct=14. State axes and positive class.</w:t>
+      <w:pPr>
+        <w:spacing w:line="336" w:lineRule="auto" w:after="180"/>
+      </w:pPr>
+      <w:r>
+        <w:rPr>
+          <w:b w:val="0"/>
+        </w:rPr>
+        <w:t xml:space="preserve">Actual spotted row is 8 spotted,4 healthy; actual healthy row is 2 spotted,6 healthy. Total=20; correct=14. State axes and </w:t>
+      </w:r>
+      <w:r>
+        <w:rPr>
+          <w:b/>
+        </w:rPr>
+        <w:t>positive class</w:t>
+      </w:r>
+      <w:r>
+        <w:rPr>
+          <w:b w:val="0"/>
+        </w:rPr>
+        <w:t>.</w:t>
       </w:r>
     </w:p>
     <w:p>
@@ -3645,6 +5862,11 @@
       </w:r>
     </w:p>
     <w:p>
+      <w:r>
+        <w:t>Attempt the reserved new case before feedback. Record support; the earlier examples below remain additional practice.</w:t>
+      </w:r>
+    </w:p>
+    <w:p>
       <w:pPr>
         <w:pStyle w:val="Heading3"/>
       </w:pPr>
@@ -3653,8 +5875,74 @@
       </w:r>
     </w:p>
     <w:p>
-      <w:r>
-        <w:t>On20 cases: true positives5, false negatives4, false positives2, true negatives9. Build the confusion matrix with actual class as rows and predicted class as columns. Compute accuracy.</w:t>
+      <w:pPr>
+        <w:spacing w:line="336" w:lineRule="auto" w:after="180"/>
+      </w:pPr>
+      <w:r>
+        <w:rPr>
+          <w:b w:val="0"/>
+        </w:rPr>
+        <w:t xml:space="preserve">On20 cases: </w:t>
+      </w:r>
+      <w:r>
+        <w:rPr>
+          <w:b/>
+        </w:rPr>
+        <w:t>true positive</w:t>
+      </w:r>
+      <w:r>
+        <w:rPr>
+          <w:b w:val="0"/>
+        </w:rPr>
+        <w:t xml:space="preserve">s5, </w:t>
+      </w:r>
+      <w:r>
+        <w:rPr>
+          <w:b/>
+        </w:rPr>
+        <w:t>false negative</w:t>
+      </w:r>
+      <w:r>
+        <w:rPr>
+          <w:b w:val="0"/>
+        </w:rPr>
+        <w:t xml:space="preserve">s4, </w:t>
+      </w:r>
+      <w:r>
+        <w:rPr>
+          <w:b/>
+        </w:rPr>
+        <w:t>false positive</w:t>
+      </w:r>
+      <w:r>
+        <w:rPr>
+          <w:b w:val="0"/>
+        </w:rPr>
+        <w:t xml:space="preserve">s2, </w:t>
+      </w:r>
+      <w:r>
+        <w:rPr>
+          <w:b/>
+        </w:rPr>
+        <w:t>true negative</w:t>
+      </w:r>
+      <w:r>
+        <w:rPr>
+          <w:b w:val="0"/>
+        </w:rPr>
+        <w:t xml:space="preserve">s9. Build the </w:t>
+      </w:r>
+      <w:r>
+        <w:rPr>
+          <w:b/>
+        </w:rPr>
+        <w:t>confusion matrix</w:t>
+      </w:r>
+      <w:r>
+        <w:rPr>
+          <w:b w:val="0"/>
+        </w:rPr>
+        <w:t xml:space="preserve"> with actual class as rows and predicted class as columns. Compute accuracy.</w:t>
       </w:r>
     </w:p>
     <w:p>
@@ -3701,7 +5989,13 @@
       </w:r>
     </w:p>
     <w:p>
-      <w:r>
+      <w:pPr>
+        <w:spacing w:line="336" w:lineRule="auto" w:after="180"/>
+      </w:pPr>
+      <w:r>
+        <w:rPr>
+          <w:b w:val="0"/>
+        </w:rPr>
         <w:t>Attempt this case before feedback. Record any help. Earlier examples below are further practice; a case already practised with feedback cannot establish fresh transfer.</w:t>
       </w:r>
     </w:p>
@@ -3714,18 +6008,55 @@
       </w:r>
     </w:p>
     <w:p>
-      <w:r>
+      <w:pPr>
+        <w:spacing w:line="336" w:lineRule="auto" w:after="180"/>
+      </w:pPr>
+      <w:r>
+        <w:rPr>
+          <w:b w:val="0"/>
+        </w:rPr>
         <w:t>Close the worked explanation. Apply the idea to this different question without copying.</w:t>
       </w:r>
     </w:p>
     <w:p>
-      <w:r>
-        <w:t>Treat fern as positive. Counts are TP=6, FP=2, FN=3 and TN=9. How many examples and how many correct predictions are there?</w:t>
-      </w:r>
-    </w:p>
-    <w:p>
-      <w:r>
-        <w:t>My answer, with a trace, calculation or supporting evidence</w:t>
+      <w:pPr>
+        <w:spacing w:line="336" w:lineRule="auto" w:after="180"/>
+        <w:shd w:fill="F5F1FB"/>
+      </w:pPr>
+      <w:r>
+        <w:rPr>
+          <w:b w:val="0"/>
+        </w:rPr>
+        <w:t xml:space="preserve">Treat fern as positive. Counts are TP=6, FP=2, FN=3 and TN=9. How many examples and how many correct </w:t>
+      </w:r>
+      <w:r>
+        <w:rPr>
+          <w:b/>
+        </w:rPr>
+        <w:t>prediction</w:t>
+      </w:r>
+      <w:r>
+        <w:rPr>
+          <w:b w:val="0"/>
+        </w:rPr>
+        <w:t>s are there?</w:t>
+      </w:r>
+    </w:p>
+    <w:p>
+      <w:pPr>
+        <w:spacing w:line="336" w:lineRule="auto" w:after="180"/>
+      </w:pPr>
+      <w:r>
+        <w:rPr>
+          <w:b w:val="0"/>
+        </w:rPr>
+        <w:t xml:space="preserve">My answer, with a trace, calculation or supporting </w:t>
+      </w:r>
+      <w:r>
+        <w:rPr>
+          <w:b/>
+        </w:rPr>
+        <w:t>evidence</w:t>
       </w:r>
     </w:p>
     <w:p>
@@ -3770,13 +6101,37 @@
       </w:r>
     </w:p>
     <w:p>
-      <w:r>
+      <w:pPr>
+        <w:spacing w:line="336" w:lineRule="auto" w:after="180"/>
+      </w:pPr>
+      <w:r>
+        <w:rPr>
+          <w:b w:val="0"/>
+        </w:rPr>
         <w:t>Change one relevant detail. Predict the result before testing. Include a boundary or missing-information case when it helps reveal a limit.</w:t>
       </w:r>
     </w:p>
     <w:p>
-      <w:r>
-        <w:t>My changed input and expected result</w:t>
+      <w:pPr>
+        <w:spacing w:line="336" w:lineRule="auto" w:after="180"/>
+      </w:pPr>
+      <w:r>
+        <w:rPr>
+          <w:b w:val="0"/>
+        </w:rPr>
+        <w:t xml:space="preserve">My changed </w:t>
+      </w:r>
+      <w:r>
+        <w:rPr>
+          <w:b/>
+        </w:rPr>
+        <w:t>input</w:t>
+      </w:r>
+      <w:r>
+        <w:rPr>
+          <w:b w:val="0"/>
+        </w:rPr>
+        <w:t xml:space="preserve"> and expected result</w:t>
       </w:r>
     </w:p>
     <w:p>
@@ -3821,13 +6176,49 @@
       </w:r>
     </w:p>
     <w:p>
-      <w:r>
-        <w:t>Publish the Plant Classifier confusion matrix with positive-class definition, counts, denominator, and test-set version.</w:t>
-      </w:r>
-    </w:p>
-    <w:p>
-      <w:r>
-        <w:t>The evidence I will keep</w:t>
+      <w:pPr>
+        <w:spacing w:line="336" w:lineRule="auto" w:after="180"/>
+      </w:pPr>
+      <w:r>
+        <w:rPr>
+          <w:b w:val="0"/>
+        </w:rPr>
+        <w:t xml:space="preserve">Publish the Plant Classifier </w:t>
+      </w:r>
+      <w:r>
+        <w:rPr>
+          <w:b/>
+        </w:rPr>
+        <w:t>confusion matrix</w:t>
+      </w:r>
+      <w:r>
+        <w:rPr>
+          <w:b w:val="0"/>
+        </w:rPr>
+        <w:t xml:space="preserve"> with positive-class definition, counts, denominator, and test-set version.</w:t>
+      </w:r>
+    </w:p>
+    <w:p>
+      <w:pPr>
+        <w:spacing w:line="336" w:lineRule="auto" w:after="180"/>
+      </w:pPr>
+      <w:r>
+        <w:rPr>
+          <w:b w:val="0"/>
+        </w:rPr>
+        <w:t xml:space="preserve">The </w:t>
+      </w:r>
+      <w:r>
+        <w:rPr>
+          <w:b/>
+        </w:rPr>
+        <w:t>evidence</w:t>
+      </w:r>
+      <w:r>
+        <w:rPr>
+          <w:b w:val="0"/>
+        </w:rPr>
+        <w:t xml:space="preserve"> I will keep</w:t>
       </w:r>
     </w:p>
     <w:p>
@@ -3864,8 +6255,26 @@
       </w:r>
     </w:p>
     <w:p>
-      <w:r>
-        <w:t>Your teacher has the independent answer and scoring criteria. Complete the matching workbook week to keep your practice evidence together.</w:t>
+      <w:pPr>
+        <w:spacing w:line="336" w:lineRule="auto" w:after="180"/>
+      </w:pPr>
+      <w:r>
+        <w:rPr>
+          <w:b w:val="0"/>
+        </w:rPr>
+        <w:t xml:space="preserve">Your teacher has the independent answer and scoring criteria. Complete the matching workbook week to keep your practice </w:t>
+      </w:r>
+      <w:r>
+        <w:rPr>
+          <w:b/>
+        </w:rPr>
+        <w:t>evidence</w:t>
+      </w:r>
+      <w:r>
+        <w:rPr>
+          <w:b w:val="0"/>
+        </w:rPr>
+        <w:t xml:space="preserve"> together.</w:t>
       </w:r>
     </w:p>
     <w:p>
@@ -3877,8 +6286,26 @@
       </w:r>
     </w:p>
     <w:p>
-      <w:r>
-        <w:t>Positive=spotted. TP=6,FN=2,FP=3,TN=9. Draw a matrix with actual labels in rows and predictions in columns. Compute total and accuracy.</w:t>
+      <w:pPr>
+        <w:spacing w:line="336" w:lineRule="auto" w:after="180"/>
+      </w:pPr>
+      <w:r>
+        <w:rPr>
+          <w:b w:val="0"/>
+        </w:rPr>
+        <w:t xml:space="preserve">Positive=spotted. TP=6,FN=2,FP=3,TN=9. Draw a matrix with actual labels in rows and </w:t>
+      </w:r>
+      <w:r>
+        <w:rPr>
+          <w:b/>
+        </w:rPr>
+        <w:t>prediction</w:t>
+      </w:r>
+      <w:r>
+        <w:rPr>
+          <w:b w:val="0"/>
+        </w:rPr>
+        <w:t>s in columns. Compute total and accuracy.</w:t>
       </w:r>
     </w:p>
     <w:p>
@@ -3933,8 +6360,25 @@
       </w:r>
     </w:p>
     <w:p>
-      <w:r>
-        <w:t>Attempt the independent case before hints. Record whether you worked alone, used a hint or followed a model. After feedback, fix the first unsupported step and explain why it changed. A later check uses a changed case, not a copied answer.</w:t>
+      <w:pPr>
+        <w:spacing w:line="336" w:lineRule="auto" w:after="180"/>
+      </w:pPr>
+      <w:r>
+        <w:rPr>
+          <w:b w:val="0"/>
+        </w:rPr>
+        <w:t>Attempt the independent case before hints. Record whether you worked alone, used a hint or followed a model. After feedback, fix the first unsupported step and explain why it changed.</w:t>
+      </w:r>
+    </w:p>
+    <w:p>
+      <w:pPr>
+        <w:spacing w:line="336" w:lineRule="auto" w:after="180"/>
+      </w:pPr>
+      <w:r>
+        <w:rPr>
+          <w:b w:val="0"/>
+        </w:rPr>
+        <w:t>A later check uses a changed case, not a copied answer.</w:t>
       </w:r>
     </w:p>
     <w:p>
@@ -3947,7 +6391,30 @@
     </w:p>
     <w:p>
       <w:r>
-        <w:t>Start with this question: Read the confusion matrix as four distinct stories about a plant decision.</w:t>
+        <w:t>Use this map to navigate Confusion Matrix, connect the goals to tasks and keep one evidence record for each attempt.</w:t>
+      </w:r>
+    </w:p>
+    <w:p>
+      <w:pPr>
+        <w:spacing w:line="336" w:lineRule="auto" w:after="180"/>
+      </w:pPr>
+      <w:r>
+        <w:rPr>
+          <w:b w:val="0"/>
+        </w:rPr>
+        <w:t xml:space="preserve">Start with this question: Read the </w:t>
+      </w:r>
+      <w:r>
+        <w:rPr>
+          <w:b/>
+        </w:rPr>
+        <w:t>confusion matrix</w:t>
+      </w:r>
+      <w:r>
+        <w:rPr>
+          <w:b w:val="0"/>
+        </w:rPr>
+        <w:t xml:space="preserve"> as four distinct stories about a plant decision.</w:t>
       </w:r>
     </w:p>
     <w:tbl>
@@ -4053,13 +6520,61 @@
       </w:tr>
     </w:tbl>
     <w:p>
-      <w:r>
-        <w:t>Remember → watch and explain → try with help → investigate → try independently → keep project evidence. Your teacher may spread this lesson across several classes.</w:t>
-      </w:r>
-    </w:p>
-    <w:p>
-      <w:r>
-        <w:t>Keep your first prediction. Compare it with what the evidence shows and explain any change.</w:t>
+      <w:pPr>
+        <w:spacing w:line="336" w:lineRule="auto" w:after="180"/>
+      </w:pPr>
+      <w:r>
+        <w:rPr>
+          <w:b w:val="0"/>
+        </w:rPr>
+        <w:t xml:space="preserve">Remember → watch and explain → try with help → investigate → try independently → keep project </w:t>
+      </w:r>
+      <w:r>
+        <w:rPr>
+          <w:b/>
+        </w:rPr>
+        <w:t>evidence</w:t>
+      </w:r>
+      <w:r>
+        <w:rPr>
+          <w:b w:val="0"/>
+        </w:rPr>
+        <w:t>. Your teacher may spread this lesson across several classes.</w:t>
+      </w:r>
+    </w:p>
+    <w:p>
+      <w:pPr>
+        <w:spacing w:line="336" w:lineRule="auto" w:after="180"/>
+      </w:pPr>
+      <w:r>
+        <w:rPr>
+          <w:b w:val="0"/>
+        </w:rPr>
+        <w:t xml:space="preserve">Keep your first </w:t>
+      </w:r>
+      <w:r>
+        <w:rPr>
+          <w:b/>
+        </w:rPr>
+        <w:t>prediction</w:t>
+      </w:r>
+      <w:r>
+        <w:rPr>
+          <w:b w:val="0"/>
+        </w:rPr>
+        <w:t xml:space="preserve">. Compare it with what the </w:t>
+      </w:r>
+      <w:r>
+        <w:rPr>
+          <w:b/>
+        </w:rPr>
+        <w:t>evidence</w:t>
+      </w:r>
+      <w:r>
+        <w:rPr>
+          <w:b w:val="0"/>
+        </w:rPr>
+        <w:t xml:space="preserve"> shows and explain any change.</w:t>
       </w:r>
     </w:p>
     <w:p>
@@ -4072,7 +6587,42 @@
     </w:p>
     <w:p>
       <w:r>
-        <w:t>Close your notes. Explain this goal in your own words: Build a labelled confusion matrix from matched reference and prediction pairs</w:t>
+        <w:t>Explain Confusion Matrix without notes, identify a remaining question and plan a later check with a changed case.</w:t>
+      </w:r>
+    </w:p>
+    <w:p>
+      <w:pPr>
+        <w:spacing w:line="336" w:lineRule="auto" w:after="180"/>
+      </w:pPr>
+      <w:r>
+        <w:rPr>
+          <w:b w:val="0"/>
+        </w:rPr>
+        <w:t xml:space="preserve">Close your notes. Explain this goal in your own words: Build a labelled </w:t>
+      </w:r>
+      <w:r>
+        <w:rPr>
+          <w:b/>
+        </w:rPr>
+        <w:t>confusion matrix</w:t>
+      </w:r>
+      <w:r>
+        <w:rPr>
+          <w:b w:val="0"/>
+        </w:rPr>
+        <w:t xml:space="preserve"> from matched reference and </w:t>
+      </w:r>
+      <w:r>
+        <w:rPr>
+          <w:b/>
+        </w:rPr>
+        <w:t>prediction</w:t>
+      </w:r>
+      <w:r>
+        <w:rPr>
+          <w:b w:val="0"/>
+        </w:rPr>
+        <w:t xml:space="preserve"> pairs</w:t>
       </w:r>
     </w:p>
     <w:p>
@@ -4109,13 +6659,61 @@
       </w:r>
     </w:p>
     <w:p>
-      <w:r>
-        <w:t>If you are unsure, return to the worked picture and explain one arrow. If you are ready, change an input or assumption and justify your prediction.</w:t>
-      </w:r>
-    </w:p>
-    <w:p>
-      <w:r>
-        <w:t>Save your workbook evidence. At the next review, try a different case before opening your old answer.</w:t>
+      <w:pPr>
+        <w:spacing w:line="336" w:lineRule="auto" w:after="180"/>
+      </w:pPr>
+      <w:r>
+        <w:rPr>
+          <w:b w:val="0"/>
+        </w:rPr>
+        <w:t xml:space="preserve">If you are unsure, return to the worked picture and explain one arrow. If you are ready, change an </w:t>
+      </w:r>
+      <w:r>
+        <w:rPr>
+          <w:b/>
+        </w:rPr>
+        <w:t>input</w:t>
+      </w:r>
+      <w:r>
+        <w:rPr>
+          <w:b w:val="0"/>
+        </w:rPr>
+        <w:t xml:space="preserve"> or assumption and justify your </w:t>
+      </w:r>
+      <w:r>
+        <w:rPr>
+          <w:b/>
+        </w:rPr>
+        <w:t>prediction</w:t>
+      </w:r>
+      <w:r>
+        <w:rPr>
+          <w:b w:val="0"/>
+        </w:rPr>
+        <w:t>.</w:t>
+      </w:r>
+    </w:p>
+    <w:p>
+      <w:pPr>
+        <w:spacing w:line="336" w:lineRule="auto" w:after="180"/>
+      </w:pPr>
+      <w:r>
+        <w:rPr>
+          <w:b w:val="0"/>
+        </w:rPr>
+        <w:t xml:space="preserve">Save your workbook </w:t>
+      </w:r>
+      <w:r>
+        <w:rPr>
+          <w:b/>
+        </w:rPr>
+        <w:t>evidence</w:t>
+      </w:r>
+      <w:r>
+        <w:rPr>
+          <w:b w:val="0"/>
+        </w:rPr>
+        <w:t>. At the next review, try a different case before opening your old answer.</w:t>
       </w:r>
     </w:p>
     <w:p>
@@ -4128,12 +6726,41 @@
     </w:p>
     <w:p>
       <w:r>
+        <w:t>Attempt supported questions before using hints or feedback. Review a missing building block, then keep the completed work.</w:t>
+      </w:r>
+    </w:p>
+    <w:p>
+      <w:pPr>
+        <w:spacing w:line="336" w:lineRule="auto" w:after="180"/>
+      </w:pPr>
+      <w:r>
+        <w:rPr>
+          <w:b w:val="0"/>
+        </w:rPr>
         <w:t>Use this supported practice once, in the browser or on paper. Keep the reserved independent assessment for a separate first attempt before teacher feedback.</w:t>
       </w:r>
     </w:p>
     <w:p>
-      <w:r>
-        <w:t>Read the confusion matrix as four distinct stories about a plant decision.</w:t>
+      <w:pPr>
+        <w:spacing w:line="336" w:lineRule="auto" w:after="180"/>
+      </w:pPr>
+      <w:r>
+        <w:rPr>
+          <w:b w:val="0"/>
+        </w:rPr>
+        <w:t xml:space="preserve">Read the </w:t>
+      </w:r>
+      <w:r>
+        <w:rPr>
+          <w:b/>
+        </w:rPr>
+        <w:t>confusion matrix</w:t>
+      </w:r>
+      <w:r>
+        <w:rPr>
+          <w:b w:val="0"/>
+        </w:rPr>
+        <w:t xml:space="preserve"> as four distinct stories about a plant decision.</w:t>
       </w:r>
     </w:p>
     <w:p>
@@ -4145,22 +6772,61 @@
       </w:r>
     </w:p>
     <w:p>
-      <w:r>
-        <w:t>Which labelled step matches this detail? Correct=4+12=16 of total 20, giving80%.</w:t>
-      </w:r>
-    </w:p>
-    <w:p>
-      <w:r>
+      <w:pPr>
+        <w:spacing w:line="336" w:lineRule="auto" w:after="180"/>
+      </w:pPr>
+      <w:r>
+        <w:rPr>
+          <w:b w:val="0"/>
+        </w:rPr>
+        <w:t>Which labelled step matches this detail? Correct=4+12=16 of total 20, giving</w:t>
+      </w:r>
+      <w:r>
+        <w:rPr>
+          <w:b/>
+        </w:rPr>
+        <w:t>80%</w:t>
+      </w:r>
+      <w:r>
+        <w:rPr>
+          <w:b w:val="0"/>
+        </w:rPr>
+        <w:t>.</w:t>
+      </w:r>
+    </w:p>
+    <w:p>
+      <w:pPr>
+        <w:spacing w:line="336" w:lineRule="auto" w:after="180"/>
+        <w:shd w:fill="F4F9FC"/>
+      </w:pPr>
+      <w:r>
+        <w:rPr>
+          <w:b w:val="0"/>
+        </w:rPr>
         <w:t>1. Compute accuracy</w:t>
       </w:r>
     </w:p>
     <w:p>
-      <w:r>
+      <w:pPr>
+        <w:spacing w:line="336" w:lineRule="auto" w:after="180"/>
+        <w:shd w:fill="F4F9FC"/>
+      </w:pPr>
+      <w:r>
+        <w:rPr>
+          <w:b w:val="0"/>
+        </w:rPr>
         <w:t>2. Fill actual spotted row</w:t>
       </w:r>
     </w:p>
     <w:p>
-      <w:r>
+      <w:pPr>
+        <w:spacing w:line="336" w:lineRule="auto" w:after="180"/>
+        <w:shd w:fill="F4F9FC"/>
+      </w:pPr>
+      <w:r>
+        <w:rPr>
+          <w:b w:val="0"/>
+        </w:rPr>
         <w:t>3. Fill actual healthy row</w:t>
       </w:r>
     </w:p>
@@ -4198,41 +6864,179 @@
       </w:r>
     </w:p>
     <w:p>
-      <w:r>
+      <w:pPr>
+        <w:pStyle w:val="Heading3"/>
+      </w:pPr>
+      <w:r>
+        <w:t>Hint · try first</w:t>
+      </w:r>
+    </w:p>
+    <w:p>
+      <w:pPr>
+        <w:spacing w:line="336" w:lineRule="auto" w:after="180"/>
+        <w:shd w:fill="F1F6F8"/>
+      </w:pPr>
+      <w:r>
+        <w:rPr>
+          <w:b w:val="0"/>
+        </w:rPr>
         <w:t>Hint if needed: Read the steps in the pictorial case. Match the supplied detail to the stage that performs or records it.</w:t>
       </w:r>
     </w:p>
     <w:p>
-      <w:r>
-        <w:t>After your attempt, compare with the supported explanation: Compute accuracy Correct=4+12=16 of total 20, giving80%. Read the picture in order. Correct=4+12=16 of total 20, giving80%. The arrows show which recorded input or intermediate result each decision uses. Explain the deciding step aloud before checking the changed case; pointing to the final answer alone does not show how it follows.</w:t>
-      </w:r>
-    </w:p>
-    <w:p>
       <w:pPr>
         <w:pStyle w:val="Heading3"/>
       </w:pPr>
       <w:r>
+        <w:t>Feedback · compare after trying</w:t>
+      </w:r>
+    </w:p>
+    <w:p>
+      <w:pPr>
+        <w:spacing w:line="336" w:lineRule="auto" w:after="180"/>
+        <w:shd w:fill="F1F6FC"/>
+      </w:pPr>
+      <w:r>
+        <w:rPr>
+          <w:b w:val="0"/>
+        </w:rPr>
+        <w:t>After your attempt, compare with the supported explanation: Compute accuracy Correct=4+12=16 of total 20, giving</w:t>
+      </w:r>
+      <w:r>
+        <w:rPr>
+          <w:b/>
+        </w:rPr>
+        <w:t>80%</w:t>
+      </w:r>
+      <w:r>
+        <w:rPr>
+          <w:b w:val="0"/>
+        </w:rPr>
+        <w:t>. Read the picture in order. Correct=4+12=16 of total 20, giving</w:t>
+      </w:r>
+      <w:r>
+        <w:rPr>
+          <w:b/>
+        </w:rPr>
+        <w:t>80%</w:t>
+      </w:r>
+      <w:r>
+        <w:rPr>
+          <w:b w:val="0"/>
+        </w:rPr>
+        <w:t>.</w:t>
+      </w:r>
+    </w:p>
+    <w:p>
+      <w:pPr>
+        <w:spacing w:line="336" w:lineRule="auto" w:after="180"/>
+        <w:shd w:fill="F1F6FC"/>
+      </w:pPr>
+      <w:r>
+        <w:rPr>
+          <w:b w:val="0"/>
+        </w:rPr>
+        <w:t xml:space="preserve">The arrows show which recorded </w:t>
+      </w:r>
+      <w:r>
+        <w:rPr>
+          <w:b/>
+        </w:rPr>
+        <w:t>input</w:t>
+      </w:r>
+      <w:r>
+        <w:rPr>
+          <w:b w:val="0"/>
+        </w:rPr>
+        <w:t xml:space="preserve"> or intermediate result each decision uses. Explain the deciding step aloud before checking the changed case; pointing to the final answer alone does not show how it follows.</w:t>
+      </w:r>
+    </w:p>
+    <w:p>
+      <w:pPr>
+        <w:pStyle w:val="Heading3"/>
+      </w:pPr>
+      <w:r>
         <w:t>Practice 2: explain the deciding evidence</w:t>
       </w:r>
     </w:p>
     <w:p>
-      <w:r>
+      <w:pPr>
+        <w:pStyle w:val="Heading3"/>
+      </w:pPr>
+      <w:r>
+        <w:t>Changed case · predict first</w:t>
+      </w:r>
+    </w:p>
+    <w:p>
+      <w:pPr>
+        <w:spacing w:line="336" w:lineRule="auto" w:after="180"/>
+        <w:shd w:fill="F5F1FB"/>
+      </w:pPr>
+      <w:r>
+        <w:rPr>
+          <w:b w:val="0"/>
+        </w:rPr>
         <w:t>Changed-case practice: A review corrects one missed spotted leaf, moving it from FN to TP. Which conclusion is supported by the supplied facts?</w:t>
       </w:r>
     </w:p>
     <w:p>
-      <w:r>
+      <w:pPr>
+        <w:spacing w:line="336" w:lineRule="auto" w:after="180"/>
+        <w:shd w:fill="F4F9FC"/>
+      </w:pPr>
+      <w:r>
+        <w:rPr>
+          <w:b w:val="0"/>
+        </w:rPr>
         <w:t>1. Counts become TP 5, FN 0, FP 3, TN 12; accuracy is 17/20=85%.</w:t>
       </w:r>
     </w:p>
     <w:p>
-      <w:r>
-        <w:t>2. This one example guarantees correct results for every future input.</w:t>
-      </w:r>
-    </w:p>
-    <w:p>
-      <w:r>
-        <w:t>3. We can decide the result without examining the changed input or the procedure.</w:t>
+      <w:pPr>
+        <w:spacing w:line="336" w:lineRule="auto" w:after="180"/>
+        <w:shd w:fill="F4F9FC"/>
+      </w:pPr>
+      <w:r>
+        <w:rPr>
+          <w:b w:val="0"/>
+        </w:rPr>
+        <w:t xml:space="preserve">2. This one example guarantees correct results for every future </w:t>
+      </w:r>
+      <w:r>
+        <w:rPr>
+          <w:b/>
+        </w:rPr>
+        <w:t>input</w:t>
+      </w:r>
+      <w:r>
+        <w:rPr>
+          <w:b w:val="0"/>
+        </w:rPr>
+        <w:t>.</w:t>
+      </w:r>
+    </w:p>
+    <w:p>
+      <w:pPr>
+        <w:spacing w:line="336" w:lineRule="auto" w:after="180"/>
+        <w:shd w:fill="F4F9FC"/>
+      </w:pPr>
+      <w:r>
+        <w:rPr>
+          <w:b w:val="0"/>
+        </w:rPr>
+        <w:t xml:space="preserve">3. We can decide the result without examining the changed </w:t>
+      </w:r>
+      <w:r>
+        <w:rPr>
+          <w:b/>
+        </w:rPr>
+        <w:t>input</w:t>
+      </w:r>
+      <w:r>
+        <w:rPr>
+          <w:b w:val="0"/>
+        </w:rPr>
+        <w:t xml:space="preserve"> or the procedure.</w:t>
       </w:r>
     </w:p>
     <w:p>
@@ -4269,12 +7073,42 @@
       </w:r>
     </w:p>
     <w:p>
-      <w:r>
+      <w:pPr>
+        <w:pStyle w:val="Heading3"/>
+      </w:pPr>
+      <w:r>
+        <w:t>Hint · try first</w:t>
+      </w:r>
+    </w:p>
+    <w:p>
+      <w:pPr>
+        <w:spacing w:line="336" w:lineRule="auto" w:after="180"/>
+        <w:shd w:fill="F1F6F8"/>
+      </w:pPr>
+      <w:r>
+        <w:rPr>
+          <w:b w:val="0"/>
+        </w:rPr>
         <w:t>Hint if needed: Use the changed condition and the deciding step in the pictorial trace. The answer must say what follows from those facts.</w:t>
       </w:r>
     </w:p>
     <w:p>
-      <w:r>
+      <w:pPr>
+        <w:pStyle w:val="Heading3"/>
+      </w:pPr>
+      <w:r>
+        <w:t>Feedback · compare after trying</w:t>
+      </w:r>
+    </w:p>
+    <w:p>
+      <w:pPr>
+        <w:spacing w:line="336" w:lineRule="auto" w:after="180"/>
+        <w:shd w:fill="F1F6FC"/>
+      </w:pPr>
+      <w:r>
+        <w:rPr>
+          <w:b w:val="0"/>
+        </w:rPr>
         <w:t>After your attempt, compare with the supported explanation: Counts become TP 5, FN 0, FP 3, TN 12; accuracy is 17/20=85%. One decision becomes correct while the total number of evaluated leaves remains20.</w:t>
       </w:r>
     </w:p>
@@ -4287,18 +7121,117 @@
       </w:r>
     </w:p>
     <w:p>
-      <w:r>
-        <w:t>Review Scores and Calibration Intuition (ai-4/14). Goal: Interpret calibration using groups of forecasts. Short practice: Does a calibrated 0.8 score mean every such leaf is spotted? Point to the relevant step in the picture, then write the changed result and the rule or evidence that supports it.. Return to this week and explain what you changed.</w:t>
-      </w:r>
-    </w:p>
-    <w:p>
-      <w:r>
-        <w:t>Review Nearest Neighbors (ai-4/12). Goal: Compute absolute distances and rank training neighbours. Short practice: Why is the k=1 outcome at length5 not uniquely determined without a tie rule? Point to the relevant step in the picture, then write the changed result and the rule or evidence that supports it.. Return to this week and explain what you changed.</w:t>
-      </w:r>
-    </w:p>
-    <w:p>
-      <w:r>
-        <w:t>Review Dataset Cards (ai-4/9). Goal: Inspect row meaning missing values and repeated records. Short practice: What two counts should the revised card show? Point to the relevant step in the picture, then write the changed result and the rule or evidence that supports it.. Return to this week and explain what you changed.</w:t>
+      <w:pPr>
+        <w:spacing w:line="336" w:lineRule="auto" w:after="180"/>
+      </w:pPr>
+      <w:r>
+        <w:rPr>
+          <w:b w:val="0"/>
+        </w:rPr>
+        <w:t>Review Scores and Calibration Intuition (ai-4/14). Goal: Interpret calibration using groups of forecasts. Short practice: Does a calibrated 0.8 score mean every such leaf is spotted?</w:t>
+      </w:r>
+    </w:p>
+    <w:p>
+      <w:pPr>
+        <w:spacing w:line="336" w:lineRule="auto" w:after="180"/>
+      </w:pPr>
+      <w:r>
+        <w:rPr>
+          <w:b w:val="0"/>
+        </w:rPr>
+        <w:t xml:space="preserve">Point to the relevant step in the picture, then write the changed result and the rule or </w:t>
+      </w:r>
+      <w:r>
+        <w:rPr>
+          <w:b/>
+        </w:rPr>
+        <w:t>evidence</w:t>
+      </w:r>
+      <w:r>
+        <w:rPr>
+          <w:b w:val="0"/>
+        </w:rPr>
+        <w:t xml:space="preserve"> that supports it.. Return to this week and explain what you changed.</w:t>
+      </w:r>
+    </w:p>
+    <w:p>
+      <w:pPr>
+        <w:spacing w:line="336" w:lineRule="auto" w:after="180"/>
+      </w:pPr>
+      <w:r>
+        <w:rPr>
+          <w:b w:val="0"/>
+        </w:rPr>
+        <w:t xml:space="preserve">Review Nearest Neighbors (ai-4/12). Goal: Compute absolute distances and rank </w:t>
+      </w:r>
+      <w:r>
+        <w:rPr>
+          <w:b/>
+        </w:rPr>
+        <w:t>training</w:t>
+      </w:r>
+      <w:r>
+        <w:rPr>
+          <w:b w:val="0"/>
+        </w:rPr>
+        <w:t xml:space="preserve"> neighbours. Short practice: Why is the k=1 outcome at length5 not uniquely determined without a tie rule?</w:t>
+      </w:r>
+    </w:p>
+    <w:p>
+      <w:pPr>
+        <w:spacing w:line="336" w:lineRule="auto" w:after="180"/>
+      </w:pPr>
+      <w:r>
+        <w:rPr>
+          <w:b w:val="0"/>
+        </w:rPr>
+        <w:t xml:space="preserve">Point to the relevant step in the picture, then write the changed result and the rule or </w:t>
+      </w:r>
+      <w:r>
+        <w:rPr>
+          <w:b/>
+        </w:rPr>
+        <w:t>evidence</w:t>
+      </w:r>
+      <w:r>
+        <w:rPr>
+          <w:b w:val="0"/>
+        </w:rPr>
+        <w:t xml:space="preserve"> that supports it.. Return to this week and explain what you changed.</w:t>
+      </w:r>
+    </w:p>
+    <w:p>
+      <w:pPr>
+        <w:spacing w:line="336" w:lineRule="auto" w:after="180"/>
+      </w:pPr>
+      <w:r>
+        <w:rPr>
+          <w:b w:val="0"/>
+        </w:rPr>
+        <w:t>Review Dataset Cards (ai-4/9). Goal: Inspect row meaning missing values and repeated records. Short practice: What two counts should the revised card show?</w:t>
+      </w:r>
+    </w:p>
+    <w:p>
+      <w:pPr>
+        <w:spacing w:line="336" w:lineRule="auto" w:after="180"/>
+      </w:pPr>
+      <w:r>
+        <w:rPr>
+          <w:b w:val="0"/>
+        </w:rPr>
+        <w:t xml:space="preserve">Point to the relevant step in the picture, then write the changed result and the rule or </w:t>
+      </w:r>
+      <w:r>
+        <w:rPr>
+          <w:b/>
+        </w:rPr>
+        <w:t>evidence</w:t>
+      </w:r>
+      <w:r>
+        <w:rPr>
+          <w:b w:val="0"/>
+        </w:rPr>
+        <w:t xml:space="preserve"> that supports it.. Return to this week and explain what you changed.</w:t>
       </w:r>
     </w:p>
     <w:p>
@@ -4310,8 +7243,61 @@
       </w:r>
     </w:p>
     <w:p>
-      <w:r>
-        <w:t>The browser lab lets you edit the supported Python examples already included in this lesson. Predict first, run, inspect the actual output or error, change one input, then run again. Keep code, predictions, actual results and a reasoned revision together. On paper, label your result as a trace rather than an execution.</w:t>
+      <w:pPr>
+        <w:spacing w:line="336" w:lineRule="auto" w:after="180"/>
+      </w:pPr>
+      <w:r>
+        <w:rPr>
+          <w:b w:val="0"/>
+        </w:rPr>
+        <w:t xml:space="preserve">The browser lab lets you edit the supported Python examples already included in this lesson. Predict first, run, inspect the actual </w:t>
+      </w:r>
+      <w:r>
+        <w:rPr>
+          <w:b/>
+        </w:rPr>
+        <w:t>output</w:t>
+      </w:r>
+      <w:r>
+        <w:rPr>
+          <w:b w:val="0"/>
+        </w:rPr>
+        <w:t xml:space="preserve"> or error, change one </w:t>
+      </w:r>
+      <w:r>
+        <w:rPr>
+          <w:b/>
+        </w:rPr>
+        <w:t>input</w:t>
+      </w:r>
+      <w:r>
+        <w:rPr>
+          <w:b w:val="0"/>
+        </w:rPr>
+        <w:t>, then run again.</w:t>
+      </w:r>
+    </w:p>
+    <w:p>
+      <w:pPr>
+        <w:spacing w:line="336" w:lineRule="auto" w:after="180"/>
+      </w:pPr>
+      <w:r>
+        <w:rPr>
+          <w:b w:val="0"/>
+        </w:rPr>
+        <w:t xml:space="preserve">Keep code, </w:t>
+      </w:r>
+      <w:r>
+        <w:rPr>
+          <w:b/>
+        </w:rPr>
+        <w:t>prediction</w:t>
+      </w:r>
+      <w:r>
+        <w:rPr>
+          <w:b w:val="0"/>
+        </w:rPr>
+        <w:t>s, actual results and a reasoned revision together. On paper, label your result as a trace rather than an execution.</w:t>
       </w:r>
     </w:p>
     <w:p>
@@ -4323,8 +7309,661 @@
       </w:r>
     </w:p>
     <w:p>
-      <w:r>
-        <w:t>Use Download completed work in the hosted lesson to export your answers, reflections, practice feedback and code-run evidence. Open the HTML copy to read or print it. Drafts stay in this browser when storage is available; clear drafts on a shared device.</w:t>
+      <w:pPr>
+        <w:spacing w:line="336" w:lineRule="auto" w:after="180"/>
+      </w:pPr>
+      <w:r>
+        <w:rPr>
+          <w:b w:val="0"/>
+        </w:rPr>
+        <w:t xml:space="preserve">Use Download completed work in the hosted lesson to export your answers, reflections, practice feedback and code-run </w:t>
+      </w:r>
+      <w:r>
+        <w:rPr>
+          <w:b/>
+        </w:rPr>
+        <w:t>evidence</w:t>
+      </w:r>
+      <w:r>
+        <w:rPr>
+          <w:b w:val="0"/>
+        </w:rPr>
+        <w:t>. Open the HTML copy to read or print it.</w:t>
+      </w:r>
+    </w:p>
+    <w:p>
+      <w:pPr>
+        <w:spacing w:line="336" w:lineRule="auto" w:after="180"/>
+      </w:pPr>
+      <w:r>
+        <w:rPr>
+          <w:b w:val="0"/>
+        </w:rPr>
+        <w:t>Drafts stay in this browser when storage is available; clear drafts on a shared device.</w:t>
+      </w:r>
+    </w:p>
+    <w:p>
+      <w:pPr>
+        <w:pStyle w:val="Heading1"/>
+      </w:pPr>
+      <w:r>
+        <w:t>18. Visual concept journey</w:t>
+      </w:r>
+    </w:p>
+    <w:p>
+      <w:r>
+        <w:t>Explain each Confusion Matrix graphic using its labels, deciding evidence and relevant limitation.</w:t>
+      </w:r>
+    </w:p>
+    <w:p>
+      <w:pPr>
+        <w:pStyle w:val="Heading3"/>
+      </w:pPr>
+      <w:r>
+        <w:t>01. Confusion Matrix: the case</w:t>
+      </w:r>
+    </w:p>
+    <w:p>
+      <w:r>
+        <w:drawing>
+          <wp:inline xmlns:a="http://schemas.openxmlformats.org/drawingml/2006/main" xmlns:pic="http://schemas.openxmlformats.org/drawingml/2006/picture">
+            <wp:extent cx="5486400" cy="3142488"/>
+            <wp:docPr id="23" name="Picture 23" descr="Read the confusion matrix as four distinct stories about a plant decision. Supplied facts: Positive means spotted. Toy results: TP=4, FN=1, FP=3, TN=12. Rows are actual spotted/healthy; columns predicted spotted/healthy. All inputs and outcomes in this worked example are invented classroom data; no real model run is claimed."/>
+            <wp:cNvGraphicFramePr>
+              <a:graphicFrameLocks noChangeAspect="1"/>
+            </wp:cNvGraphicFramePr>
+            <a:graphic>
+              <a:graphicData uri="http://schemas.openxmlformats.org/drawingml/2006/picture">
+                <pic:pic>
+                  <pic:nvPicPr>
+                    <pic:cNvPr id="0" name="academy-story-ai-4-15-01.png"/>
+                    <pic:cNvPicPr/>
+                  </pic:nvPicPr>
+                  <pic:blipFill>
+                    <a:blip r:embed="rId30"/>
+                    <a:stretch>
+                      <a:fillRect/>
+                    </a:stretch>
+                  </pic:blipFill>
+                  <pic:spPr>
+                    <a:xfrm>
+                      <a:off x="0" y="0"/>
+                      <a:ext cx="5486400" cy="3142488"/>
+                    </a:xfrm>
+                    <a:prstGeom prst="rect"/>
+                  </pic:spPr>
+                </pic:pic>
+              </a:graphicData>
+            </a:graphic>
+          </wp:inline>
+        </w:drawing>
+      </w:r>
+    </w:p>
+    <w:p>
+      <w:pPr>
+        <w:spacing w:line="336" w:lineRule="auto" w:after="180"/>
+      </w:pPr>
+      <w:r>
+        <w:rPr>
+          <w:b w:val="0"/>
+        </w:rPr>
+        <w:t xml:space="preserve">Read the </w:t>
+      </w:r>
+      <w:r>
+        <w:rPr>
+          <w:b/>
+        </w:rPr>
+        <w:t>confusion matrix</w:t>
+      </w:r>
+      <w:r>
+        <w:rPr>
+          <w:b w:val="0"/>
+        </w:rPr>
+        <w:t xml:space="preserve"> as four distinct stories about a plant decision. Supplied facts: Positive means spotted. Toy results: TP=4, FN=1, FP=3, TN=12. Rows are actual spotted/healthy; columns predicted spotted/healthy.</w:t>
+      </w:r>
+    </w:p>
+    <w:p>
+      <w:pPr>
+        <w:spacing w:line="336" w:lineRule="auto" w:after="180"/>
+      </w:pPr>
+      <w:r>
+        <w:rPr>
+          <w:b w:val="0"/>
+        </w:rPr>
+        <w:t xml:space="preserve">All </w:t>
+      </w:r>
+      <w:r>
+        <w:rPr>
+          <w:b/>
+        </w:rPr>
+        <w:t>input</w:t>
+      </w:r>
+      <w:r>
+        <w:rPr>
+          <w:b w:val="0"/>
+        </w:rPr>
+        <w:t>s and outcomes in this worked example are invented classroom data; no real model run is claimed.</w:t>
+      </w:r>
+    </w:p>
+    <w:p>
+      <w:pPr>
+        <w:spacing w:line="336" w:lineRule="auto" w:after="180"/>
+        <w:shd w:fill="F5F1FB"/>
+      </w:pPr>
+      <w:r>
+        <w:rPr>
+          <w:b w:val="0"/>
+        </w:rPr>
+        <w:t>Point to the given fact that matters most. Explain why it matters.</w:t>
+      </w:r>
+    </w:p>
+    <w:p>
+      <w:pPr>
+        <w:pStyle w:val="Heading3"/>
+      </w:pPr>
+      <w:r>
+        <w:t>02. Follow the deciding steps</w:t>
+      </w:r>
+    </w:p>
+    <w:p>
+      <w:r>
+        <w:drawing>
+          <wp:inline xmlns:a="http://schemas.openxmlformats.org/drawingml/2006/main" xmlns:pic="http://schemas.openxmlformats.org/drawingml/2006/picture">
+            <wp:extent cx="5486400" cy="3182112"/>
+            <wp:docPr id="24" name="Picture 24" descr="Fill actual spotted row: Actual spotted: [4, 1]. Four caught; one missed. → Fill actual healthy row: Actual healthy: [3, 12]. Three false alarms; twelve correctly clear. → Compute accuracy: Correct=4+12=16 of total 20, giving80%."/>
+            <wp:cNvGraphicFramePr>
+              <a:graphicFrameLocks noChangeAspect="1"/>
+            </wp:cNvGraphicFramePr>
+            <a:graphic>
+              <a:graphicData uri="http://schemas.openxmlformats.org/drawingml/2006/picture">
+                <pic:pic>
+                  <pic:nvPicPr>
+                    <pic:cNvPr id="0" name="academy-story-ai-4-15-02.png"/>
+                    <pic:cNvPicPr/>
+                  </pic:nvPicPr>
+                  <pic:blipFill>
+                    <a:blip r:embed="rId31"/>
+                    <a:stretch>
+                      <a:fillRect/>
+                    </a:stretch>
+                  </pic:blipFill>
+                  <pic:spPr>
+                    <a:xfrm>
+                      <a:off x="0" y="0"/>
+                      <a:ext cx="5486400" cy="3182112"/>
+                    </a:xfrm>
+                    <a:prstGeom prst="rect"/>
+                  </pic:spPr>
+                </pic:pic>
+              </a:graphicData>
+            </a:graphic>
+          </wp:inline>
+        </w:drawing>
+      </w:r>
+    </w:p>
+    <w:p>
+      <w:pPr>
+        <w:spacing w:line="336" w:lineRule="auto" w:after="180"/>
+      </w:pPr>
+      <w:r>
+        <w:rPr>
+          <w:b w:val="0"/>
+        </w:rPr>
+        <w:t>Fill actual spotted row: Actual spotted: [4, 1]. Four caught; one missed. → Fill actual healthy row: Actual healthy: [3, 12].</w:t>
+      </w:r>
+    </w:p>
+    <w:p>
+      <w:pPr>
+        <w:spacing w:line="336" w:lineRule="auto" w:after="180"/>
+      </w:pPr>
+      <w:r>
+        <w:rPr>
+          <w:b w:val="0"/>
+        </w:rPr>
+        <w:t>Three false alarms; twelve correctly clear. → Compute accuracy: Correct=4+12=16 of total 20, giving</w:t>
+      </w:r>
+      <w:r>
+        <w:rPr>
+          <w:b/>
+        </w:rPr>
+        <w:t>80%</w:t>
+      </w:r>
+      <w:r>
+        <w:rPr>
+          <w:b w:val="0"/>
+        </w:rPr>
+        <w:t>.</w:t>
+      </w:r>
+    </w:p>
+    <w:p>
+      <w:pPr>
+        <w:spacing w:line="336" w:lineRule="auto" w:after="180"/>
+        <w:shd w:fill="F5F1FB"/>
+      </w:pPr>
+      <w:r>
+        <w:rPr>
+          <w:b w:val="0"/>
+        </w:rPr>
+        <w:t xml:space="preserve">Point to each numbered stage and explain which recorded </w:t>
+      </w:r>
+      <w:r>
+        <w:rPr>
+          <w:b/>
+        </w:rPr>
+        <w:t>input</w:t>
+      </w:r>
+      <w:r>
+        <w:rPr>
+          <w:b w:val="0"/>
+        </w:rPr>
+        <w:t xml:space="preserve"> it uses.</w:t>
+      </w:r>
+    </w:p>
+    <w:p>
+      <w:pPr>
+        <w:pStyle w:val="Heading3"/>
+      </w:pPr>
+      <w:r>
+        <w:t>03. Positive means spotted</w:t>
+      </w:r>
+    </w:p>
+    <w:p>
+      <w:r>
+        <w:drawing>
+          <wp:inline xmlns:a="http://schemas.openxmlformats.org/drawingml/2006/main" xmlns:pic="http://schemas.openxmlformats.org/drawingml/2006/picture">
+            <wp:extent cx="5486400" cy="3096768"/>
+            <wp:docPr id="25" name="Picture 25" descr="Positive means spotted. actual spotted: predicted spotted = 4, predicted healthy = 1. actual healthy: predicted spotted = 3, predicted healthy = 12."/>
+            <wp:cNvGraphicFramePr>
+              <a:graphicFrameLocks noChangeAspect="1"/>
+            </wp:cNvGraphicFramePr>
+            <a:graphic>
+              <a:graphicData uri="http://schemas.openxmlformats.org/drawingml/2006/picture">
+                <pic:pic>
+                  <pic:nvPicPr>
+                    <pic:cNvPr id="0" name="academy-story-ai-4-15-03.png"/>
+                    <pic:cNvPicPr/>
+                  </pic:nvPicPr>
+                  <pic:blipFill>
+                    <a:blip r:embed="rId32"/>
+                    <a:stretch>
+                      <a:fillRect/>
+                    </a:stretch>
+                  </pic:blipFill>
+                  <pic:spPr>
+                    <a:xfrm>
+                      <a:off x="0" y="0"/>
+                      <a:ext cx="5486400" cy="3096768"/>
+                    </a:xfrm>
+                    <a:prstGeom prst="rect"/>
+                  </pic:spPr>
+                </pic:pic>
+              </a:graphicData>
+            </a:graphic>
+          </wp:inline>
+        </w:drawing>
+      </w:r>
+    </w:p>
+    <w:p>
+      <w:pPr>
+        <w:spacing w:line="336" w:lineRule="auto" w:after="180"/>
+      </w:pPr>
+      <w:r>
+        <w:rPr>
+          <w:b w:val="0"/>
+        </w:rPr>
+        <w:t>Positive means spotted. actual spotted: predicted spotted = 4, predicted healthy = 1. actual healthy: predicted spotted = 3, predicted healthy = 12.</w:t>
+      </w:r>
+    </w:p>
+    <w:p>
+      <w:pPr>
+        <w:spacing w:line="336" w:lineRule="auto" w:after="180"/>
+        <w:shd w:fill="F5F1FB"/>
+      </w:pPr>
+      <w:r>
+        <w:rPr>
+          <w:b w:val="0"/>
+        </w:rPr>
+        <w:t>Read the labels and values. Explain the relationship the model shows.</w:t>
+      </w:r>
+    </w:p>
+    <w:p>
+      <w:pPr>
+        <w:pStyle w:val="Heading3"/>
+      </w:pPr>
+      <w:r>
+        <w:t>04. Change one thing. Trace what follows.</w:t>
+      </w:r>
+    </w:p>
+    <w:p>
+      <w:r>
+        <w:drawing>
+          <wp:inline xmlns:a="http://schemas.openxmlformats.org/drawingml/2006/main" xmlns:pic="http://schemas.openxmlformats.org/drawingml/2006/picture">
+            <wp:extent cx="5486400" cy="3026664"/>
+            <wp:docPr id="26" name="Picture 26" descr="Original case: Correct=4+12=16 of total 20, giving80%. Changed condition: A review corrects one missed spotted leaf, moving it from FN to TP. Expected result: Counts become TP 5, FN 0, FP 3, TN 12; accuracy is 17/20=85%. Reason: One decision becomes correct while the total number of evaluated leaves remains20."/>
+            <wp:cNvGraphicFramePr>
+              <a:graphicFrameLocks noChangeAspect="1"/>
+            </wp:cNvGraphicFramePr>
+            <a:graphic>
+              <a:graphicData uri="http://schemas.openxmlformats.org/drawingml/2006/picture">
+                <pic:pic>
+                  <pic:nvPicPr>
+                    <pic:cNvPr id="0" name="academy-story-ai-4-15-04.png"/>
+                    <pic:cNvPicPr/>
+                  </pic:nvPicPr>
+                  <pic:blipFill>
+                    <a:blip r:embed="rId33"/>
+                    <a:stretch>
+                      <a:fillRect/>
+                    </a:stretch>
+                  </pic:blipFill>
+                  <pic:spPr>
+                    <a:xfrm>
+                      <a:off x="0" y="0"/>
+                      <a:ext cx="5486400" cy="3026664"/>
+                    </a:xfrm>
+                    <a:prstGeom prst="rect"/>
+                  </pic:spPr>
+                </pic:pic>
+              </a:graphicData>
+            </a:graphic>
+          </wp:inline>
+        </w:drawing>
+      </w:r>
+    </w:p>
+    <w:p>
+      <w:pPr>
+        <w:spacing w:line="336" w:lineRule="auto" w:after="180"/>
+      </w:pPr>
+      <w:r>
+        <w:rPr>
+          <w:b w:val="0"/>
+        </w:rPr>
+        <w:t>Original case: Correct=4+12=16 of total 20, giving</w:t>
+      </w:r>
+      <w:r>
+        <w:rPr>
+          <w:b/>
+        </w:rPr>
+        <w:t>80%</w:t>
+      </w:r>
+      <w:r>
+        <w:rPr>
+          <w:b w:val="0"/>
+        </w:rPr>
+        <w:t>. Changed condition: A review corrects one missed spotted leaf, moving it from FN to TP. Expected result: Counts become TP 5, FN 0, FP 3, TN 12; accuracy is 17/20=85%.</w:t>
+      </w:r>
+    </w:p>
+    <w:p>
+      <w:pPr>
+        <w:spacing w:line="336" w:lineRule="auto" w:after="180"/>
+      </w:pPr>
+      <w:r>
+        <w:rPr>
+          <w:b w:val="0"/>
+        </w:rPr>
+        <w:t>Reason: One decision becomes correct while the total number of evaluated leaves remains20.</w:t>
+      </w:r>
+    </w:p>
+    <w:p>
+      <w:pPr>
+        <w:spacing w:line="336" w:lineRule="auto" w:after="180"/>
+        <w:shd w:fill="F5F1FB"/>
+      </w:pPr>
+      <w:r>
+        <w:rPr>
+          <w:b w:val="0"/>
+        </w:rPr>
+        <w:t>Predict before checking the worked changed-case result. Name what changed and what the supplied facts allow you to conclude.</w:t>
+      </w:r>
+    </w:p>
+    <w:p>
+      <w:pPr>
+        <w:pStyle w:val="Heading3"/>
+      </w:pPr>
+      <w:r>
+        <w:t>05. Connect the explanation to its limit</w:t>
+      </w:r>
+    </w:p>
+    <w:p>
+      <w:r>
+        <w:drawing>
+          <wp:inline xmlns:a="http://schemas.openxmlformats.org/drawingml/2006/main" xmlns:pic="http://schemas.openxmlformats.org/drawingml/2006/picture">
+            <wp:extent cx="5486400" cy="2834640"/>
+            <wp:docPr id="27" name="Picture 27" descr="Read the picture in order. Correct=4+12=16 of total 20, giving80%. The arrows show which recorded input or intermediate result each decision uses. Explain the deciding step aloud before checking the changed case; pointing to the final answer alone does not show how it follows. Limit: The matrix depends on positive-class definition and reference labels. Accuracy alone hides the difference between misses and false alarms."/>
+            <wp:cNvGraphicFramePr>
+              <a:graphicFrameLocks noChangeAspect="1"/>
+            </wp:cNvGraphicFramePr>
+            <a:graphic>
+              <a:graphicData uri="http://schemas.openxmlformats.org/drawingml/2006/picture">
+                <pic:pic>
+                  <pic:nvPicPr>
+                    <pic:cNvPr id="0" name="academy-story-ai-4-15-05.png"/>
+                    <pic:cNvPicPr/>
+                  </pic:nvPicPr>
+                  <pic:blipFill>
+                    <a:blip r:embed="rId34"/>
+                    <a:stretch>
+                      <a:fillRect/>
+                    </a:stretch>
+                  </pic:blipFill>
+                  <pic:spPr>
+                    <a:xfrm>
+                      <a:off x="0" y="0"/>
+                      <a:ext cx="5486400" cy="2834640"/>
+                    </a:xfrm>
+                    <a:prstGeom prst="rect"/>
+                  </pic:spPr>
+                </pic:pic>
+              </a:graphicData>
+            </a:graphic>
+          </wp:inline>
+        </w:drawing>
+      </w:r>
+    </w:p>
+    <w:p>
+      <w:pPr>
+        <w:spacing w:line="336" w:lineRule="auto" w:after="180"/>
+      </w:pPr>
+      <w:r>
+        <w:rPr>
+          <w:b w:val="0"/>
+        </w:rPr>
+        <w:t>Read the picture in order. Correct=4+12=16 of total 20, giving</w:t>
+      </w:r>
+      <w:r>
+        <w:rPr>
+          <w:b/>
+        </w:rPr>
+        <w:t>80%</w:t>
+      </w:r>
+      <w:r>
+        <w:rPr>
+          <w:b w:val="0"/>
+        </w:rPr>
+        <w:t xml:space="preserve">. The arrows show which recorded </w:t>
+      </w:r>
+      <w:r>
+        <w:rPr>
+          <w:b/>
+        </w:rPr>
+        <w:t>input</w:t>
+      </w:r>
+      <w:r>
+        <w:rPr>
+          <w:b w:val="0"/>
+        </w:rPr>
+        <w:t xml:space="preserve"> or intermediate result each decision uses.</w:t>
+      </w:r>
+    </w:p>
+    <w:p>
+      <w:pPr>
+        <w:spacing w:line="336" w:lineRule="auto" w:after="180"/>
+      </w:pPr>
+      <w:r>
+        <w:rPr>
+          <w:b w:val="0"/>
+        </w:rPr>
+        <w:t>Explain the deciding step aloud before checking the changed case; pointing to the final answer alone does not show how it follows. Limit: The matrix depends on positive-class definition and reference labels.</w:t>
+      </w:r>
+    </w:p>
+    <w:p>
+      <w:pPr>
+        <w:spacing w:line="336" w:lineRule="auto" w:after="180"/>
+      </w:pPr>
+      <w:r>
+        <w:rPr>
+          <w:b w:val="0"/>
+        </w:rPr>
+        <w:t>Accuracy alone hides the difference between misses and false alarms.</w:t>
+      </w:r>
+    </w:p>
+    <w:p>
+      <w:pPr>
+        <w:spacing w:line="336" w:lineRule="auto" w:after="180"/>
+        <w:shd w:fill="F5F1FB"/>
+      </w:pPr>
+      <w:r>
+        <w:rPr>
+          <w:b w:val="0"/>
+        </w:rPr>
+        <w:t>Explain the case, then point to a limit on the claim.</w:t>
+      </w:r>
+    </w:p>
+    <w:p>
+      <w:pPr>
+        <w:pStyle w:val="Heading3"/>
+      </w:pPr>
+      <w:r>
+        <w:t>06. Make the idea visible in your project</w:t>
+      </w:r>
+    </w:p>
+    <w:p>
+      <w:r>
+        <w:drawing>
+          <wp:inline xmlns:a="http://schemas.openxmlformats.org/drawingml/2006/main" xmlns:pic="http://schemas.openxmlformats.org/drawingml/2006/picture">
+            <wp:extent cx="5486400" cy="3681984"/>
+            <wp:docPr id="28" name="Picture 28" descr="For your Responsible Plant Classifier, save the input, procedure, observed result and limitation of this check. Label this worked example as practice; use a different, previously unreviewed case when checking independent understanding. Draw your input, deciding step, result and limit. Supported question: Why is adding TP alone without reducing FN an incorrect revision? Point to the relevant step in the picture, then write the changed result and the rule or evidence that supports it."/>
+            <wp:cNvGraphicFramePr>
+              <a:graphicFrameLocks noChangeAspect="1"/>
+            </wp:cNvGraphicFramePr>
+            <a:graphic>
+              <a:graphicData uri="http://schemas.openxmlformats.org/drawingml/2006/picture">
+                <pic:pic>
+                  <pic:nvPicPr>
+                    <pic:cNvPr id="0" name="academy-story-ai-4-15-06.png"/>
+                    <pic:cNvPicPr/>
+                  </pic:nvPicPr>
+                  <pic:blipFill>
+                    <a:blip r:embed="rId35"/>
+                    <a:stretch>
+                      <a:fillRect/>
+                    </a:stretch>
+                  </pic:blipFill>
+                  <pic:spPr>
+                    <a:xfrm>
+                      <a:off x="0" y="0"/>
+                      <a:ext cx="5486400" cy="3681984"/>
+                    </a:xfrm>
+                    <a:prstGeom prst="rect"/>
+                  </pic:spPr>
+                </pic:pic>
+              </a:graphicData>
+            </a:graphic>
+          </wp:inline>
+        </w:drawing>
+      </w:r>
+    </w:p>
+    <w:p>
+      <w:pPr>
+        <w:spacing w:line="336" w:lineRule="auto" w:after="180"/>
+      </w:pPr>
+      <w:r>
+        <w:rPr>
+          <w:b w:val="0"/>
+        </w:rPr>
+        <w:t xml:space="preserve">For your Responsible Plant Classifier, save the </w:t>
+      </w:r>
+      <w:r>
+        <w:rPr>
+          <w:b/>
+        </w:rPr>
+        <w:t>input</w:t>
+      </w:r>
+      <w:r>
+        <w:rPr>
+          <w:b w:val="0"/>
+        </w:rPr>
+        <w:t>, procedure, observed result and limitation of this check.</w:t>
+      </w:r>
+    </w:p>
+    <w:p>
+      <w:pPr>
+        <w:spacing w:line="336" w:lineRule="auto" w:after="180"/>
+      </w:pPr>
+      <w:r>
+        <w:rPr>
+          <w:b w:val="0"/>
+        </w:rPr>
+        <w:t xml:space="preserve">Label this worked example as practice; use a different, previously unreviewed case when checking independent understanding. Draw your </w:t>
+      </w:r>
+      <w:r>
+        <w:rPr>
+          <w:b/>
+        </w:rPr>
+        <w:t>input</w:t>
+      </w:r>
+      <w:r>
+        <w:rPr>
+          <w:b w:val="0"/>
+        </w:rPr>
+        <w:t>, deciding step, result and limit.</w:t>
+      </w:r>
+    </w:p>
+    <w:p>
+      <w:pPr>
+        <w:spacing w:line="336" w:lineRule="auto" w:after="180"/>
+      </w:pPr>
+      <w:r>
+        <w:rPr>
+          <w:b w:val="0"/>
+        </w:rPr>
+        <w:t xml:space="preserve">Supported question: Why is adding TP alone without reducing FN an incorrect revision? Point to the relevant step in the picture, then write the changed result and the rule or </w:t>
+      </w:r>
+      <w:r>
+        <w:rPr>
+          <w:b/>
+        </w:rPr>
+        <w:t>evidence</w:t>
+      </w:r>
+      <w:r>
+        <w:rPr>
+          <w:b w:val="0"/>
+        </w:rPr>
+        <w:t xml:space="preserve"> that supports it.</w:t>
+      </w:r>
+    </w:p>
+    <w:p>
+      <w:pPr>
+        <w:spacing w:line="336" w:lineRule="auto" w:after="180"/>
+        <w:shd w:fill="F5F1FB"/>
+      </w:pPr>
+      <w:r>
+        <w:rPr>
+          <w:b w:val="0"/>
+        </w:rPr>
+        <w:t xml:space="preserve">Draw your project trace and justify the deciding step using </w:t>
+      </w:r>
+      <w:r>
+        <w:rPr>
+          <w:b/>
+        </w:rPr>
+        <w:t>evidence</w:t>
+      </w:r>
+      <w:r>
+        <w:rPr>
+          <w:b w:val="0"/>
+        </w:rPr>
+        <w:t>.</w:t>
       </w:r>
     </w:p>
     <w:sectPr>
